--- a/22016020806-戢友-基于.net与Blazor Server的智能仓库管理系统的设计与实现.docx
+++ b/22016020806-戢友-基于.net与Blazor Server的智能仓库管理系统的设计与实现.docx
@@ -861,10 +861,10 @@
         <w:ind w:firstLine="720"/>
         <w:jc w:val="center"/>
       </w:pPr>
-      <w:bookmarkStart w:id="3" w:name="_Toc188426549"/>
-      <w:bookmarkStart w:id="4" w:name="_Toc188426324"/>
-      <w:bookmarkStart w:id="5" w:name="_Toc188427218"/>
-      <w:bookmarkStart w:id="6" w:name="_Toc188433579"/>
+      <w:bookmarkStart w:id="3" w:name="_Toc188427218"/>
+      <w:bookmarkStart w:id="4" w:name="_Toc188433579"/>
+      <w:bookmarkStart w:id="5" w:name="_Toc188426324"/>
+      <w:bookmarkStart w:id="6" w:name="_Toc188426549"/>
       <w:bookmarkStart w:id="7" w:name="_Toc188426666"/>
       <w:r>
         <w:rPr>
@@ -6757,14 +6757,25 @@
     </w:p>
     <w:p>
       <w:pPr>
+        <w:keepNext w:val="0"/>
+        <w:keepLines w:val="0"/>
+        <w:widowControl/>
+        <w:suppressLineNumbers w:val="0"/>
         <w:jc w:val="center"/>
       </w:pPr>
       <w:r>
+        <w:rPr>
+          <w:rFonts w:ascii="宋体" w:hAnsi="宋体" w:eastAsia="宋体" w:cs="宋体"/>
+          <w:kern w:val="0"/>
+          <w:sz w:val="24"/>
+          <w:szCs w:val="24"/>
+          <w:lang w:val="en-US" w:eastAsia="zh-CN" w:bidi="ar"/>
+        </w:rPr>
         <w:drawing>
           <wp:inline distT="0" distB="0" distL="114300" distR="114300">
-            <wp:extent cx="4639945" cy="4253865"/>
-            <wp:effectExtent l="0" t="0" r="8255" b="13335"/>
-            <wp:docPr id="6" name="图片 1"/>
+            <wp:extent cx="2998470" cy="4295140"/>
+            <wp:effectExtent l="0" t="0" r="3810" b="2540"/>
+            <wp:docPr id="7" name="图片 1" descr="IMG_256"/>
             <wp:cNvGraphicFramePr>
               <a:graphicFrameLocks xmlns:a="http://schemas.openxmlformats.org/drawingml/2006/main" noChangeAspect="1"/>
             </wp:cNvGraphicFramePr>
@@ -6772,7 +6783,7 @@
               <a:graphicData uri="http://schemas.openxmlformats.org/drawingml/2006/picture">
                 <pic:pic xmlns:pic="http://schemas.openxmlformats.org/drawingml/2006/picture">
                   <pic:nvPicPr>
-                    <pic:cNvPr id="6" name="图片 1"/>
+                    <pic:cNvPr id="7" name="图片 1" descr="IMG_256"/>
                     <pic:cNvPicPr>
                       <a:picLocks noChangeAspect="1"/>
                     </pic:cNvPicPr>
@@ -6786,13 +6797,13 @@
                   <pic:spPr>
                     <a:xfrm>
                       <a:off x="0" y="0"/>
-                      <a:ext cx="4639945" cy="4253865"/>
+                      <a:ext cx="2998470" cy="4295140"/>
                     </a:xfrm>
                     <a:prstGeom prst="rect">
                       <a:avLst/>
                     </a:prstGeom>
                     <a:noFill/>
-                    <a:ln>
+                    <a:ln w="9525">
                       <a:noFill/>
                     </a:ln>
                   </pic:spPr>
@@ -6802,6 +6813,8 @@
           </wp:inline>
         </w:drawing>
       </w:r>
+      <w:bookmarkStart w:id="82" w:name="_GoBack"/>
+      <w:bookmarkEnd w:id="82"/>
     </w:p>
     <w:p>
       <w:pPr>
@@ -24132,8 +24145,6 @@
         <w:pStyle w:val="2"/>
         <w:ind w:firstLine="720"/>
       </w:pPr>
-      <w:bookmarkStart w:id="82" w:name="_GoBack"/>
-      <w:bookmarkEnd w:id="82"/>
       <w:r>
         <w:rPr>
           <w:color w:val="000000"/>
@@ -30698,8 +30709,8 @@
         </w:rPr>
       </w:pPr>
       <w:bookmarkStart w:id="78" w:name="_Toc238213988"/>
-      <w:bookmarkStart w:id="79" w:name="_Toc188433611"/>
-      <w:bookmarkStart w:id="80" w:name="_Toc335598677"/>
+      <w:bookmarkStart w:id="79" w:name="_Toc335598677"/>
+      <w:bookmarkStart w:id="80" w:name="_Toc188433611"/>
       <w:r>
         <w:t>致  谢</w:t>
       </w:r>
@@ -33025,7 +33036,7 @@
 </file>
 
 <file path=customXml/item1.xml><?xml version="1.0" encoding="utf-8"?>
-<b:Sources xmlns:b="http://schemas.openxmlformats.org/officeDocument/2006/bibliography" xmlns="http://schemas.openxmlformats.org/officeDocument/2006/bibliography" SelectedStyle="\APA.XSL" StyleName="APA"/>
+<b:Sources xmlns:b="http://schemas.openxmlformats.org/officeDocument/2006/bibliography" xmlns="http://schemas.openxmlformats.org/officeDocument/2006/bibliography" StyleName="APA" SelectedStyle="\APA.XSL"/>
 </file>
 
 <file path=customXml/itemProps1.xml><?xml version="1.0" encoding="utf-8"?>

--- a/22016020806-戢友-基于.net与Blazor Server的智能仓库管理系统的设计与实现.docx
+++ b/22016020806-戢友-基于.net与Blazor Server的智能仓库管理系统的设计与实现.docx
@@ -861,11 +861,11 @@
         <w:ind w:firstLine="720"/>
         <w:jc w:val="center"/>
       </w:pPr>
-      <w:bookmarkStart w:id="3" w:name="_Toc188427218"/>
+      <w:bookmarkStart w:id="3" w:name="_Toc188426549"/>
       <w:bookmarkStart w:id="4" w:name="_Toc188433579"/>
-      <w:bookmarkStart w:id="5" w:name="_Toc188426324"/>
-      <w:bookmarkStart w:id="6" w:name="_Toc188426549"/>
-      <w:bookmarkStart w:id="7" w:name="_Toc188426666"/>
+      <w:bookmarkStart w:id="5" w:name="_Toc188426666"/>
+      <w:bookmarkStart w:id="6" w:name="_Toc188427218"/>
+      <w:bookmarkStart w:id="7" w:name="_Toc188426324"/>
       <w:r>
         <w:rPr>
           <w:rFonts w:eastAsia="黑体"/>
@@ -5074,7 +5074,9 @@
       <w:r>
         <w:fldChar w:fldCharType="end"/>
       </w:r>
-    </w:p>
+      <w:bookmarkStart w:id="82" w:name="_GoBack"/>
+    </w:p>
+    <w:bookmarkEnd w:id="82"/>
     <w:p>
       <w:pPr>
         <w:pStyle w:val="2"/>
@@ -5968,12 +5970,14 @@
         <w:t>经济可行性衡量投入与回报。初期投入主要是开发人力和硬件设备，.NET平台与 SQL Server的免费或低授权方案能压低软件许可成本。运营维护上，系统日常只需定期备份数据、监控运行状态、按需调整功能，维护成本可控，也不会随时间大幅上升。效益方面，系统能提升仓库管理效率、减少人工错误、提高库存信息的准确性和实时性，入库、出库、查询更快，还能借助缺货提醒和出入库记录查询降低库存短缺风险，优化库存结构。长期看，系统能节省人力成本、提高资金利用效率，投资回报明显。总体而言，经济上具备良好的可行性。</w:t>
       </w:r>
     </w:p>
+    <w:bookmarkEnd w:id="24"/>
     <w:p>
       <w:pPr>
         <w:pStyle w:val="3"/>
         <w:ind w:firstLine="0" w:firstLineChars="0"/>
       </w:pPr>
       <w:bookmarkStart w:id="32" w:name="_Toc238213942"/>
+      <w:bookmarkStart w:id="33" w:name="_Toc238213943"/>
       <w:r>
         <w:t>3.5 本章小结</w:t>
       </w:r>
@@ -5984,7 +5988,6 @@
         <w:t>本章从需求层面分析了系统，覆盖功能需求、性能需求和可行性三个方面。功能上明确了仓库管理员和系统管理员两类角色及各自权限，其中系统管理员仅承担人员管理和日志管理权限；性能上从响应时间、并发处理、数据存储、安全性几个角度提出了要求；通过技术和经济可行性分析，验证了方案的可实施性。这些分析为下一章的系统设计提供了依据。</w:t>
       </w:r>
     </w:p>
-    <w:bookmarkEnd w:id="24"/>
     <w:p>
       <w:pPr>
         <w:widowControl/>
@@ -5999,7 +6002,6 @@
           <w:szCs w:val="44"/>
         </w:rPr>
       </w:pPr>
-      <w:bookmarkStart w:id="33" w:name="_Toc238213943"/>
       <w:r>
         <w:br w:type="page"/>
       </w:r>
@@ -6813,8 +6815,6 @@
           </wp:inline>
         </w:drawing>
       </w:r>
-      <w:bookmarkStart w:id="82" w:name="_GoBack"/>
-      <w:bookmarkEnd w:id="82"/>
     </w:p>
     <w:p>
       <w:pPr>
@@ -8743,7 +8743,7 @@
         </w:tblCellMar>
       </w:tblPr>
       <w:tblGrid>
-        <w:gridCol w:w="8823"/>
+        <w:gridCol w:w="9287"/>
       </w:tblGrid>
       <w:tr>
         <w:tblPrEx>
@@ -8793,8 +8793,10 @@
               </w:tabs>
               <w:jc w:val="left"/>
               <w:rPr>
+                <w:rFonts w:hint="eastAsia"/>
                 <w:color w:val="000000" w:themeColor="text1"/>
                 <w:kern w:val="0"/>
+                <w:sz w:val="21"/>
                 <w:szCs w:val="21"/>
                 <w14:textFill>
                   <w14:solidFill>
@@ -8803,6 +8805,1549 @@
                 </w14:textFill>
               </w:rPr>
             </w:pPr>
+            <w:r>
+              <w:rPr>
+                <w:rFonts w:hint="eastAsia"/>
+                <w:color w:val="000000" w:themeColor="text1"/>
+                <w:kern w:val="0"/>
+                <w:sz w:val="21"/>
+                <w:szCs w:val="21"/>
+                <w14:textFill>
+                  <w14:solidFill>
+                    <w14:schemeClr w14:val="tx1"/>
+                  </w14:solidFill>
+                </w14:textFill>
+              </w:rPr>
+              <w:t>// 3. 注册数据库上下文</w:t>
+            </w:r>
+          </w:p>
+          <w:p>
+            <w:pPr>
+              <w:widowControl/>
+              <w:shd w:val="clear" w:color="auto" w:fill="FFFFFF"/>
+              <w:tabs>
+                <w:tab w:val="left" w:pos="916"/>
+                <w:tab w:val="left" w:pos="1832"/>
+                <w:tab w:val="left" w:pos="2748"/>
+                <w:tab w:val="left" w:pos="3664"/>
+                <w:tab w:val="left" w:pos="4580"/>
+                <w:tab w:val="left" w:pos="5496"/>
+                <w:tab w:val="left" w:pos="6412"/>
+                <w:tab w:val="left" w:pos="7328"/>
+                <w:tab w:val="left" w:pos="8244"/>
+                <w:tab w:val="left" w:pos="9160"/>
+                <w:tab w:val="left" w:pos="10076"/>
+                <w:tab w:val="left" w:pos="10992"/>
+                <w:tab w:val="left" w:pos="11908"/>
+                <w:tab w:val="left" w:pos="12824"/>
+                <w:tab w:val="left" w:pos="13740"/>
+                <w:tab w:val="left" w:pos="14656"/>
+              </w:tabs>
+              <w:jc w:val="left"/>
+              <w:rPr>
+                <w:rFonts w:hint="eastAsia"/>
+                <w:color w:val="000000" w:themeColor="text1"/>
+                <w:kern w:val="0"/>
+                <w:sz w:val="21"/>
+                <w:szCs w:val="21"/>
+                <w14:textFill>
+                  <w14:solidFill>
+                    <w14:schemeClr w14:val="tx1"/>
+                  </w14:solidFill>
+                </w14:textFill>
+              </w:rPr>
+            </w:pPr>
+            <w:r>
+              <w:rPr>
+                <w:rFonts w:hint="eastAsia"/>
+                <w:color w:val="000000" w:themeColor="text1"/>
+                <w:kern w:val="0"/>
+                <w:sz w:val="21"/>
+                <w:szCs w:val="21"/>
+                <w14:textFill>
+                  <w14:solidFill>
+                    <w14:schemeClr w14:val="tx1"/>
+                  </w14:solidFill>
+                </w14:textFill>
+              </w:rPr>
+              <w:t>builder.Services.AddDbContext&lt;AppDbContext&gt;(options =&gt;</w:t>
+            </w:r>
+          </w:p>
+          <w:p>
+            <w:pPr>
+              <w:widowControl/>
+              <w:shd w:val="clear" w:color="auto" w:fill="FFFFFF"/>
+              <w:tabs>
+                <w:tab w:val="left" w:pos="916"/>
+                <w:tab w:val="left" w:pos="1832"/>
+                <w:tab w:val="left" w:pos="2748"/>
+                <w:tab w:val="left" w:pos="3664"/>
+                <w:tab w:val="left" w:pos="4580"/>
+                <w:tab w:val="left" w:pos="5496"/>
+                <w:tab w:val="left" w:pos="6412"/>
+                <w:tab w:val="left" w:pos="7328"/>
+                <w:tab w:val="left" w:pos="8244"/>
+                <w:tab w:val="left" w:pos="9160"/>
+                <w:tab w:val="left" w:pos="10076"/>
+                <w:tab w:val="left" w:pos="10992"/>
+                <w:tab w:val="left" w:pos="11908"/>
+                <w:tab w:val="left" w:pos="12824"/>
+                <w:tab w:val="left" w:pos="13740"/>
+                <w:tab w:val="left" w:pos="14656"/>
+              </w:tabs>
+              <w:jc w:val="left"/>
+              <w:rPr>
+                <w:rFonts w:hint="eastAsia"/>
+                <w:color w:val="000000" w:themeColor="text1"/>
+                <w:kern w:val="0"/>
+                <w:sz w:val="21"/>
+                <w:szCs w:val="21"/>
+                <w14:textFill>
+                  <w14:solidFill>
+                    <w14:schemeClr w14:val="tx1"/>
+                  </w14:solidFill>
+                </w14:textFill>
+              </w:rPr>
+            </w:pPr>
+            <w:r>
+              <w:rPr>
+                <w:rFonts w:hint="eastAsia"/>
+                <w:color w:val="000000" w:themeColor="text1"/>
+                <w:kern w:val="0"/>
+                <w:sz w:val="21"/>
+                <w:szCs w:val="21"/>
+                <w14:textFill>
+                  <w14:solidFill>
+                    <w14:schemeClr w14:val="tx1"/>
+                  </w14:solidFill>
+                </w14:textFill>
+              </w:rPr>
+              <w:t>{</w:t>
+            </w:r>
+          </w:p>
+          <w:p>
+            <w:pPr>
+              <w:widowControl/>
+              <w:shd w:val="clear" w:color="auto" w:fill="FFFFFF"/>
+              <w:tabs>
+                <w:tab w:val="left" w:pos="916"/>
+                <w:tab w:val="left" w:pos="1832"/>
+                <w:tab w:val="left" w:pos="2748"/>
+                <w:tab w:val="left" w:pos="3664"/>
+                <w:tab w:val="left" w:pos="4580"/>
+                <w:tab w:val="left" w:pos="5496"/>
+                <w:tab w:val="left" w:pos="6412"/>
+                <w:tab w:val="left" w:pos="7328"/>
+                <w:tab w:val="left" w:pos="8244"/>
+                <w:tab w:val="left" w:pos="9160"/>
+                <w:tab w:val="left" w:pos="10076"/>
+                <w:tab w:val="left" w:pos="10992"/>
+                <w:tab w:val="left" w:pos="11908"/>
+                <w:tab w:val="left" w:pos="12824"/>
+                <w:tab w:val="left" w:pos="13740"/>
+                <w:tab w:val="left" w:pos="14656"/>
+              </w:tabs>
+              <w:jc w:val="left"/>
+              <w:rPr>
+                <w:rFonts w:hint="eastAsia"/>
+                <w:color w:val="000000" w:themeColor="text1"/>
+                <w:kern w:val="0"/>
+                <w:sz w:val="21"/>
+                <w:szCs w:val="21"/>
+                <w14:textFill>
+                  <w14:solidFill>
+                    <w14:schemeClr w14:val="tx1"/>
+                  </w14:solidFill>
+                </w14:textFill>
+              </w:rPr>
+            </w:pPr>
+            <w:r>
+              <w:rPr>
+                <w:rFonts w:hint="eastAsia"/>
+                <w:color w:val="000000" w:themeColor="text1"/>
+                <w:kern w:val="0"/>
+                <w:sz w:val="21"/>
+                <w:szCs w:val="21"/>
+                <w14:textFill>
+                  <w14:solidFill>
+                    <w14:schemeClr w14:val="tx1"/>
+                  </w14:solidFill>
+                </w14:textFill>
+              </w:rPr>
+              <w:t xml:space="preserve">    var connectionString = builder.Configuration.GetConnectionString("DefaultConnection");</w:t>
+            </w:r>
+          </w:p>
+          <w:p>
+            <w:pPr>
+              <w:widowControl/>
+              <w:shd w:val="clear" w:color="auto" w:fill="FFFFFF"/>
+              <w:tabs>
+                <w:tab w:val="left" w:pos="916"/>
+                <w:tab w:val="left" w:pos="1832"/>
+                <w:tab w:val="left" w:pos="2748"/>
+                <w:tab w:val="left" w:pos="3664"/>
+                <w:tab w:val="left" w:pos="4580"/>
+                <w:tab w:val="left" w:pos="5496"/>
+                <w:tab w:val="left" w:pos="6412"/>
+                <w:tab w:val="left" w:pos="7328"/>
+                <w:tab w:val="left" w:pos="8244"/>
+                <w:tab w:val="left" w:pos="9160"/>
+                <w:tab w:val="left" w:pos="10076"/>
+                <w:tab w:val="left" w:pos="10992"/>
+                <w:tab w:val="left" w:pos="11908"/>
+                <w:tab w:val="left" w:pos="12824"/>
+                <w:tab w:val="left" w:pos="13740"/>
+                <w:tab w:val="left" w:pos="14656"/>
+              </w:tabs>
+              <w:jc w:val="left"/>
+              <w:rPr>
+                <w:rFonts w:hint="eastAsia"/>
+                <w:color w:val="000000" w:themeColor="text1"/>
+                <w:kern w:val="0"/>
+                <w:sz w:val="21"/>
+                <w:szCs w:val="21"/>
+                <w14:textFill>
+                  <w14:solidFill>
+                    <w14:schemeClr w14:val="tx1"/>
+                  </w14:solidFill>
+                </w14:textFill>
+              </w:rPr>
+            </w:pPr>
+            <w:r>
+              <w:rPr>
+                <w:rFonts w:hint="eastAsia"/>
+                <w:color w:val="000000" w:themeColor="text1"/>
+                <w:kern w:val="0"/>
+                <w:sz w:val="21"/>
+                <w:szCs w:val="21"/>
+                <w14:textFill>
+                  <w14:solidFill>
+                    <w14:schemeClr w14:val="tx1"/>
+                  </w14:solidFill>
+                </w14:textFill>
+              </w:rPr>
+              <w:t xml:space="preserve">    options.UseSqlServer(connectionString);</w:t>
+            </w:r>
+          </w:p>
+          <w:p>
+            <w:pPr>
+              <w:widowControl/>
+              <w:shd w:val="clear" w:color="auto" w:fill="FFFFFF"/>
+              <w:tabs>
+                <w:tab w:val="left" w:pos="916"/>
+                <w:tab w:val="left" w:pos="1832"/>
+                <w:tab w:val="left" w:pos="2748"/>
+                <w:tab w:val="left" w:pos="3664"/>
+                <w:tab w:val="left" w:pos="4580"/>
+                <w:tab w:val="left" w:pos="5496"/>
+                <w:tab w:val="left" w:pos="6412"/>
+                <w:tab w:val="left" w:pos="7328"/>
+                <w:tab w:val="left" w:pos="8244"/>
+                <w:tab w:val="left" w:pos="9160"/>
+                <w:tab w:val="left" w:pos="10076"/>
+                <w:tab w:val="left" w:pos="10992"/>
+                <w:tab w:val="left" w:pos="11908"/>
+                <w:tab w:val="left" w:pos="12824"/>
+                <w:tab w:val="left" w:pos="13740"/>
+                <w:tab w:val="left" w:pos="14656"/>
+              </w:tabs>
+              <w:jc w:val="left"/>
+              <w:rPr>
+                <w:rFonts w:hint="eastAsia"/>
+                <w:color w:val="000000" w:themeColor="text1"/>
+                <w:kern w:val="0"/>
+                <w:sz w:val="21"/>
+                <w:szCs w:val="21"/>
+                <w14:textFill>
+                  <w14:solidFill>
+                    <w14:schemeClr w14:val="tx1"/>
+                  </w14:solidFill>
+                </w14:textFill>
+              </w:rPr>
+            </w:pPr>
+            <w:r>
+              <w:rPr>
+                <w:rFonts w:hint="eastAsia"/>
+                <w:color w:val="000000" w:themeColor="text1"/>
+                <w:kern w:val="0"/>
+                <w:sz w:val="21"/>
+                <w:szCs w:val="21"/>
+                <w14:textFill>
+                  <w14:solidFill>
+                    <w14:schemeClr w14:val="tx1"/>
+                  </w14:solidFill>
+                </w14:textFill>
+              </w:rPr>
+              <w:t>});</w:t>
+            </w:r>
+          </w:p>
+          <w:p>
+            <w:pPr>
+              <w:widowControl/>
+              <w:shd w:val="clear" w:color="auto" w:fill="FFFFFF"/>
+              <w:tabs>
+                <w:tab w:val="left" w:pos="916"/>
+                <w:tab w:val="left" w:pos="1832"/>
+                <w:tab w:val="left" w:pos="2748"/>
+                <w:tab w:val="left" w:pos="3664"/>
+                <w:tab w:val="left" w:pos="4580"/>
+                <w:tab w:val="left" w:pos="5496"/>
+                <w:tab w:val="left" w:pos="6412"/>
+                <w:tab w:val="left" w:pos="7328"/>
+                <w:tab w:val="left" w:pos="8244"/>
+                <w:tab w:val="left" w:pos="9160"/>
+                <w:tab w:val="left" w:pos="10076"/>
+                <w:tab w:val="left" w:pos="10992"/>
+                <w:tab w:val="left" w:pos="11908"/>
+                <w:tab w:val="left" w:pos="12824"/>
+                <w:tab w:val="left" w:pos="13740"/>
+                <w:tab w:val="left" w:pos="14656"/>
+              </w:tabs>
+              <w:jc w:val="left"/>
+              <w:rPr>
+                <w:rFonts w:hint="eastAsia"/>
+                <w:color w:val="000000" w:themeColor="text1"/>
+                <w:kern w:val="0"/>
+                <w:sz w:val="21"/>
+                <w:szCs w:val="21"/>
+                <w14:textFill>
+                  <w14:solidFill>
+                    <w14:schemeClr w14:val="tx1"/>
+                  </w14:solidFill>
+                </w14:textFill>
+              </w:rPr>
+            </w:pPr>
+          </w:p>
+          <w:p>
+            <w:pPr>
+              <w:widowControl/>
+              <w:shd w:val="clear" w:color="auto" w:fill="FFFFFF"/>
+              <w:tabs>
+                <w:tab w:val="left" w:pos="916"/>
+                <w:tab w:val="left" w:pos="1832"/>
+                <w:tab w:val="left" w:pos="2748"/>
+                <w:tab w:val="left" w:pos="3664"/>
+                <w:tab w:val="left" w:pos="4580"/>
+                <w:tab w:val="left" w:pos="5496"/>
+                <w:tab w:val="left" w:pos="6412"/>
+                <w:tab w:val="left" w:pos="7328"/>
+                <w:tab w:val="left" w:pos="8244"/>
+                <w:tab w:val="left" w:pos="9160"/>
+                <w:tab w:val="left" w:pos="10076"/>
+                <w:tab w:val="left" w:pos="10992"/>
+                <w:tab w:val="left" w:pos="11908"/>
+                <w:tab w:val="left" w:pos="12824"/>
+                <w:tab w:val="left" w:pos="13740"/>
+                <w:tab w:val="left" w:pos="14656"/>
+              </w:tabs>
+              <w:jc w:val="left"/>
+              <w:rPr>
+                <w:rFonts w:hint="eastAsia"/>
+                <w:color w:val="000000" w:themeColor="text1"/>
+                <w:kern w:val="0"/>
+                <w:sz w:val="21"/>
+                <w:szCs w:val="21"/>
+                <w14:textFill>
+                  <w14:solidFill>
+                    <w14:schemeClr w14:val="tx1"/>
+                  </w14:solidFill>
+                </w14:textFill>
+              </w:rPr>
+            </w:pPr>
+            <w:r>
+              <w:rPr>
+                <w:rFonts w:hint="eastAsia"/>
+                <w:color w:val="000000" w:themeColor="text1"/>
+                <w:kern w:val="0"/>
+                <w:sz w:val="21"/>
+                <w:szCs w:val="21"/>
+                <w14:textFill>
+                  <w14:solidFill>
+                    <w14:schemeClr w14:val="tx1"/>
+                  </w14:solidFill>
+                </w14:textFill>
+              </w:rPr>
+              <w:t>// 4. 应用数据库迁移</w:t>
+            </w:r>
+          </w:p>
+          <w:p>
+            <w:pPr>
+              <w:widowControl/>
+              <w:shd w:val="clear" w:color="auto" w:fill="FFFFFF"/>
+              <w:tabs>
+                <w:tab w:val="left" w:pos="916"/>
+                <w:tab w:val="left" w:pos="1832"/>
+                <w:tab w:val="left" w:pos="2748"/>
+                <w:tab w:val="left" w:pos="3664"/>
+                <w:tab w:val="left" w:pos="4580"/>
+                <w:tab w:val="left" w:pos="5496"/>
+                <w:tab w:val="left" w:pos="6412"/>
+                <w:tab w:val="left" w:pos="7328"/>
+                <w:tab w:val="left" w:pos="8244"/>
+                <w:tab w:val="left" w:pos="9160"/>
+                <w:tab w:val="left" w:pos="10076"/>
+                <w:tab w:val="left" w:pos="10992"/>
+                <w:tab w:val="left" w:pos="11908"/>
+                <w:tab w:val="left" w:pos="12824"/>
+                <w:tab w:val="left" w:pos="13740"/>
+                <w:tab w:val="left" w:pos="14656"/>
+              </w:tabs>
+              <w:jc w:val="left"/>
+              <w:rPr>
+                <w:rFonts w:hint="eastAsia"/>
+                <w:color w:val="000000" w:themeColor="text1"/>
+                <w:kern w:val="0"/>
+                <w:sz w:val="21"/>
+                <w:szCs w:val="21"/>
+                <w14:textFill>
+                  <w14:solidFill>
+                    <w14:schemeClr w14:val="tx1"/>
+                  </w14:solidFill>
+                </w14:textFill>
+              </w:rPr>
+            </w:pPr>
+            <w:r>
+              <w:rPr>
+                <w:rFonts w:hint="eastAsia"/>
+                <w:color w:val="000000" w:themeColor="text1"/>
+                <w:kern w:val="0"/>
+                <w:sz w:val="21"/>
+                <w:szCs w:val="21"/>
+                <w14:textFill>
+                  <w14:solidFill>
+                    <w14:schemeClr w14:val="tx1"/>
+                  </w14:solidFill>
+                </w14:textFill>
+              </w:rPr>
+              <w:t>using (var scope = app.Services.CreateScope())</w:t>
+            </w:r>
+          </w:p>
+          <w:p>
+            <w:pPr>
+              <w:widowControl/>
+              <w:shd w:val="clear" w:color="auto" w:fill="FFFFFF"/>
+              <w:tabs>
+                <w:tab w:val="left" w:pos="916"/>
+                <w:tab w:val="left" w:pos="1832"/>
+                <w:tab w:val="left" w:pos="2748"/>
+                <w:tab w:val="left" w:pos="3664"/>
+                <w:tab w:val="left" w:pos="4580"/>
+                <w:tab w:val="left" w:pos="5496"/>
+                <w:tab w:val="left" w:pos="6412"/>
+                <w:tab w:val="left" w:pos="7328"/>
+                <w:tab w:val="left" w:pos="8244"/>
+                <w:tab w:val="left" w:pos="9160"/>
+                <w:tab w:val="left" w:pos="10076"/>
+                <w:tab w:val="left" w:pos="10992"/>
+                <w:tab w:val="left" w:pos="11908"/>
+                <w:tab w:val="left" w:pos="12824"/>
+                <w:tab w:val="left" w:pos="13740"/>
+                <w:tab w:val="left" w:pos="14656"/>
+              </w:tabs>
+              <w:jc w:val="left"/>
+              <w:rPr>
+                <w:rFonts w:hint="eastAsia"/>
+                <w:color w:val="000000" w:themeColor="text1"/>
+                <w:kern w:val="0"/>
+                <w:sz w:val="21"/>
+                <w:szCs w:val="21"/>
+                <w14:textFill>
+                  <w14:solidFill>
+                    <w14:schemeClr w14:val="tx1"/>
+                  </w14:solidFill>
+                </w14:textFill>
+              </w:rPr>
+            </w:pPr>
+            <w:r>
+              <w:rPr>
+                <w:rFonts w:hint="eastAsia"/>
+                <w:color w:val="000000" w:themeColor="text1"/>
+                <w:kern w:val="0"/>
+                <w:sz w:val="21"/>
+                <w:szCs w:val="21"/>
+                <w14:textFill>
+                  <w14:solidFill>
+                    <w14:schemeClr w14:val="tx1"/>
+                  </w14:solidFill>
+                </w14:textFill>
+              </w:rPr>
+              <w:t>{</w:t>
+            </w:r>
+          </w:p>
+          <w:p>
+            <w:pPr>
+              <w:widowControl/>
+              <w:shd w:val="clear" w:color="auto" w:fill="FFFFFF"/>
+              <w:tabs>
+                <w:tab w:val="left" w:pos="916"/>
+                <w:tab w:val="left" w:pos="1832"/>
+                <w:tab w:val="left" w:pos="2748"/>
+                <w:tab w:val="left" w:pos="3664"/>
+                <w:tab w:val="left" w:pos="4580"/>
+                <w:tab w:val="left" w:pos="5496"/>
+                <w:tab w:val="left" w:pos="6412"/>
+                <w:tab w:val="left" w:pos="7328"/>
+                <w:tab w:val="left" w:pos="8244"/>
+                <w:tab w:val="left" w:pos="9160"/>
+                <w:tab w:val="left" w:pos="10076"/>
+                <w:tab w:val="left" w:pos="10992"/>
+                <w:tab w:val="left" w:pos="11908"/>
+                <w:tab w:val="left" w:pos="12824"/>
+                <w:tab w:val="left" w:pos="13740"/>
+                <w:tab w:val="left" w:pos="14656"/>
+              </w:tabs>
+              <w:jc w:val="left"/>
+              <w:rPr>
+                <w:rFonts w:hint="eastAsia"/>
+                <w:color w:val="000000" w:themeColor="text1"/>
+                <w:kern w:val="0"/>
+                <w:sz w:val="21"/>
+                <w:szCs w:val="21"/>
+                <w14:textFill>
+                  <w14:solidFill>
+                    <w14:schemeClr w14:val="tx1"/>
+                  </w14:solidFill>
+                </w14:textFill>
+              </w:rPr>
+            </w:pPr>
+            <w:r>
+              <w:rPr>
+                <w:rFonts w:hint="eastAsia"/>
+                <w:color w:val="000000" w:themeColor="text1"/>
+                <w:kern w:val="0"/>
+                <w:sz w:val="21"/>
+                <w:szCs w:val="21"/>
+                <w14:textFill>
+                  <w14:solidFill>
+                    <w14:schemeClr w14:val="tx1"/>
+                  </w14:solidFill>
+                </w14:textFill>
+              </w:rPr>
+              <w:t xml:space="preserve">    var dbContext = scope.ServiceProvider.GetRequiredService&lt;AppDbContext&gt;();</w:t>
+            </w:r>
+          </w:p>
+          <w:p>
+            <w:pPr>
+              <w:widowControl/>
+              <w:shd w:val="clear" w:color="auto" w:fill="FFFFFF"/>
+              <w:tabs>
+                <w:tab w:val="left" w:pos="916"/>
+                <w:tab w:val="left" w:pos="1832"/>
+                <w:tab w:val="left" w:pos="2748"/>
+                <w:tab w:val="left" w:pos="3664"/>
+                <w:tab w:val="left" w:pos="4580"/>
+                <w:tab w:val="left" w:pos="5496"/>
+                <w:tab w:val="left" w:pos="6412"/>
+                <w:tab w:val="left" w:pos="7328"/>
+                <w:tab w:val="left" w:pos="8244"/>
+                <w:tab w:val="left" w:pos="9160"/>
+                <w:tab w:val="left" w:pos="10076"/>
+                <w:tab w:val="left" w:pos="10992"/>
+                <w:tab w:val="left" w:pos="11908"/>
+                <w:tab w:val="left" w:pos="12824"/>
+                <w:tab w:val="left" w:pos="13740"/>
+                <w:tab w:val="left" w:pos="14656"/>
+              </w:tabs>
+              <w:jc w:val="left"/>
+              <w:rPr>
+                <w:rFonts w:hint="eastAsia"/>
+                <w:color w:val="000000" w:themeColor="text1"/>
+                <w:kern w:val="0"/>
+                <w:sz w:val="21"/>
+                <w:szCs w:val="21"/>
+                <w14:textFill>
+                  <w14:solidFill>
+                    <w14:schemeClr w14:val="tx1"/>
+                  </w14:solidFill>
+                </w14:textFill>
+              </w:rPr>
+            </w:pPr>
+            <w:r>
+              <w:rPr>
+                <w:rFonts w:hint="eastAsia"/>
+                <w:color w:val="000000" w:themeColor="text1"/>
+                <w:kern w:val="0"/>
+                <w:sz w:val="21"/>
+                <w:szCs w:val="21"/>
+                <w14:textFill>
+                  <w14:solidFill>
+                    <w14:schemeClr w14:val="tx1"/>
+                  </w14:solidFill>
+                </w14:textFill>
+              </w:rPr>
+              <w:t xml:space="preserve">    try</w:t>
+            </w:r>
+          </w:p>
+          <w:p>
+            <w:pPr>
+              <w:widowControl/>
+              <w:shd w:val="clear" w:color="auto" w:fill="FFFFFF"/>
+              <w:tabs>
+                <w:tab w:val="left" w:pos="916"/>
+                <w:tab w:val="left" w:pos="1832"/>
+                <w:tab w:val="left" w:pos="2748"/>
+                <w:tab w:val="left" w:pos="3664"/>
+                <w:tab w:val="left" w:pos="4580"/>
+                <w:tab w:val="left" w:pos="5496"/>
+                <w:tab w:val="left" w:pos="6412"/>
+                <w:tab w:val="left" w:pos="7328"/>
+                <w:tab w:val="left" w:pos="8244"/>
+                <w:tab w:val="left" w:pos="9160"/>
+                <w:tab w:val="left" w:pos="10076"/>
+                <w:tab w:val="left" w:pos="10992"/>
+                <w:tab w:val="left" w:pos="11908"/>
+                <w:tab w:val="left" w:pos="12824"/>
+                <w:tab w:val="left" w:pos="13740"/>
+                <w:tab w:val="left" w:pos="14656"/>
+              </w:tabs>
+              <w:jc w:val="left"/>
+              <w:rPr>
+                <w:rFonts w:hint="eastAsia"/>
+                <w:color w:val="000000" w:themeColor="text1"/>
+                <w:kern w:val="0"/>
+                <w:sz w:val="21"/>
+                <w:szCs w:val="21"/>
+                <w14:textFill>
+                  <w14:solidFill>
+                    <w14:schemeClr w14:val="tx1"/>
+                  </w14:solidFill>
+                </w14:textFill>
+              </w:rPr>
+            </w:pPr>
+            <w:r>
+              <w:rPr>
+                <w:rFonts w:hint="eastAsia"/>
+                <w:color w:val="000000" w:themeColor="text1"/>
+                <w:kern w:val="0"/>
+                <w:sz w:val="21"/>
+                <w:szCs w:val="21"/>
+                <w14:textFill>
+                  <w14:solidFill>
+                    <w14:schemeClr w14:val="tx1"/>
+                  </w14:solidFill>
+                </w14:textFill>
+              </w:rPr>
+              <w:t xml:space="preserve">    {</w:t>
+            </w:r>
+          </w:p>
+          <w:p>
+            <w:pPr>
+              <w:widowControl/>
+              <w:shd w:val="clear" w:color="auto" w:fill="FFFFFF"/>
+              <w:tabs>
+                <w:tab w:val="left" w:pos="916"/>
+                <w:tab w:val="left" w:pos="1832"/>
+                <w:tab w:val="left" w:pos="2748"/>
+                <w:tab w:val="left" w:pos="3664"/>
+                <w:tab w:val="left" w:pos="4580"/>
+                <w:tab w:val="left" w:pos="5496"/>
+                <w:tab w:val="left" w:pos="6412"/>
+                <w:tab w:val="left" w:pos="7328"/>
+                <w:tab w:val="left" w:pos="8244"/>
+                <w:tab w:val="left" w:pos="9160"/>
+                <w:tab w:val="left" w:pos="10076"/>
+                <w:tab w:val="left" w:pos="10992"/>
+                <w:tab w:val="left" w:pos="11908"/>
+                <w:tab w:val="left" w:pos="12824"/>
+                <w:tab w:val="left" w:pos="13740"/>
+                <w:tab w:val="left" w:pos="14656"/>
+              </w:tabs>
+              <w:jc w:val="left"/>
+              <w:rPr>
+                <w:rFonts w:hint="eastAsia"/>
+                <w:color w:val="000000" w:themeColor="text1"/>
+                <w:kern w:val="0"/>
+                <w:sz w:val="21"/>
+                <w:szCs w:val="21"/>
+                <w14:textFill>
+                  <w14:solidFill>
+                    <w14:schemeClr w14:val="tx1"/>
+                  </w14:solidFill>
+                </w14:textFill>
+              </w:rPr>
+            </w:pPr>
+            <w:r>
+              <w:rPr>
+                <w:rFonts w:hint="eastAsia"/>
+                <w:color w:val="000000" w:themeColor="text1"/>
+                <w:kern w:val="0"/>
+                <w:sz w:val="21"/>
+                <w:szCs w:val="21"/>
+                <w14:textFill>
+                  <w14:solidFill>
+                    <w14:schemeClr w14:val="tx1"/>
+                  </w14:solidFill>
+                </w14:textFill>
+              </w:rPr>
+              <w:t xml:space="preserve">        dbContext.Database.Migrate();       // ★ 启动时自动把库升到最新结构</w:t>
+            </w:r>
+          </w:p>
+          <w:p>
+            <w:pPr>
+              <w:widowControl/>
+              <w:shd w:val="clear" w:color="auto" w:fill="FFFFFF"/>
+              <w:tabs>
+                <w:tab w:val="left" w:pos="916"/>
+                <w:tab w:val="left" w:pos="1832"/>
+                <w:tab w:val="left" w:pos="2748"/>
+                <w:tab w:val="left" w:pos="3664"/>
+                <w:tab w:val="left" w:pos="4580"/>
+                <w:tab w:val="left" w:pos="5496"/>
+                <w:tab w:val="left" w:pos="6412"/>
+                <w:tab w:val="left" w:pos="7328"/>
+                <w:tab w:val="left" w:pos="8244"/>
+                <w:tab w:val="left" w:pos="9160"/>
+                <w:tab w:val="left" w:pos="10076"/>
+                <w:tab w:val="left" w:pos="10992"/>
+                <w:tab w:val="left" w:pos="11908"/>
+                <w:tab w:val="left" w:pos="12824"/>
+                <w:tab w:val="left" w:pos="13740"/>
+                <w:tab w:val="left" w:pos="14656"/>
+              </w:tabs>
+              <w:jc w:val="left"/>
+              <w:rPr>
+                <w:rFonts w:hint="eastAsia"/>
+                <w:color w:val="000000" w:themeColor="text1"/>
+                <w:kern w:val="0"/>
+                <w:sz w:val="21"/>
+                <w:szCs w:val="21"/>
+                <w14:textFill>
+                  <w14:solidFill>
+                    <w14:schemeClr w14:val="tx1"/>
+                  </w14:solidFill>
+                </w14:textFill>
+              </w:rPr>
+            </w:pPr>
+            <w:r>
+              <w:rPr>
+                <w:rFonts w:hint="eastAsia"/>
+                <w:color w:val="000000" w:themeColor="text1"/>
+                <w:kern w:val="0"/>
+                <w:sz w:val="21"/>
+                <w:szCs w:val="21"/>
+                <w14:textFill>
+                  <w14:solidFill>
+                    <w14:schemeClr w14:val="tx1"/>
+                  </w14:solidFill>
+                </w14:textFill>
+              </w:rPr>
+              <w:t xml:space="preserve">        Console.WriteLine("数据库迁移成功完成！");</w:t>
+            </w:r>
+          </w:p>
+          <w:p>
+            <w:pPr>
+              <w:widowControl/>
+              <w:shd w:val="clear" w:color="auto" w:fill="FFFFFF"/>
+              <w:tabs>
+                <w:tab w:val="left" w:pos="916"/>
+                <w:tab w:val="left" w:pos="1832"/>
+                <w:tab w:val="left" w:pos="2748"/>
+                <w:tab w:val="left" w:pos="3664"/>
+                <w:tab w:val="left" w:pos="4580"/>
+                <w:tab w:val="left" w:pos="5496"/>
+                <w:tab w:val="left" w:pos="6412"/>
+                <w:tab w:val="left" w:pos="7328"/>
+                <w:tab w:val="left" w:pos="8244"/>
+                <w:tab w:val="left" w:pos="9160"/>
+                <w:tab w:val="left" w:pos="10076"/>
+                <w:tab w:val="left" w:pos="10992"/>
+                <w:tab w:val="left" w:pos="11908"/>
+                <w:tab w:val="left" w:pos="12824"/>
+                <w:tab w:val="left" w:pos="13740"/>
+                <w:tab w:val="left" w:pos="14656"/>
+              </w:tabs>
+              <w:jc w:val="left"/>
+              <w:rPr>
+                <w:rFonts w:hint="eastAsia"/>
+                <w:color w:val="000000" w:themeColor="text1"/>
+                <w:kern w:val="0"/>
+                <w:sz w:val="21"/>
+                <w:szCs w:val="21"/>
+                <w14:textFill>
+                  <w14:solidFill>
+                    <w14:schemeClr w14:val="tx1"/>
+                  </w14:solidFill>
+                </w14:textFill>
+              </w:rPr>
+            </w:pPr>
+            <w:r>
+              <w:rPr>
+                <w:rFonts w:hint="eastAsia"/>
+                <w:color w:val="000000" w:themeColor="text1"/>
+                <w:kern w:val="0"/>
+                <w:sz w:val="21"/>
+                <w:szCs w:val="21"/>
+                <w14:textFill>
+                  <w14:solidFill>
+                    <w14:schemeClr w14:val="tx1"/>
+                  </w14:solidFill>
+                </w14:textFill>
+              </w:rPr>
+              <w:t xml:space="preserve">    }</w:t>
+            </w:r>
+          </w:p>
+          <w:p>
+            <w:pPr>
+              <w:widowControl/>
+              <w:shd w:val="clear" w:color="auto" w:fill="FFFFFF"/>
+              <w:tabs>
+                <w:tab w:val="left" w:pos="916"/>
+                <w:tab w:val="left" w:pos="1832"/>
+                <w:tab w:val="left" w:pos="2748"/>
+                <w:tab w:val="left" w:pos="3664"/>
+                <w:tab w:val="left" w:pos="4580"/>
+                <w:tab w:val="left" w:pos="5496"/>
+                <w:tab w:val="left" w:pos="6412"/>
+                <w:tab w:val="left" w:pos="7328"/>
+                <w:tab w:val="left" w:pos="8244"/>
+                <w:tab w:val="left" w:pos="9160"/>
+                <w:tab w:val="left" w:pos="10076"/>
+                <w:tab w:val="left" w:pos="10992"/>
+                <w:tab w:val="left" w:pos="11908"/>
+                <w:tab w:val="left" w:pos="12824"/>
+                <w:tab w:val="left" w:pos="13740"/>
+                <w:tab w:val="left" w:pos="14656"/>
+              </w:tabs>
+              <w:jc w:val="left"/>
+              <w:rPr>
+                <w:rFonts w:hint="eastAsia"/>
+                <w:color w:val="000000" w:themeColor="text1"/>
+                <w:kern w:val="0"/>
+                <w:sz w:val="21"/>
+                <w:szCs w:val="21"/>
+                <w14:textFill>
+                  <w14:solidFill>
+                    <w14:schemeClr w14:val="tx1"/>
+                  </w14:solidFill>
+                </w14:textFill>
+              </w:rPr>
+            </w:pPr>
+            <w:r>
+              <w:rPr>
+                <w:rFonts w:hint="eastAsia"/>
+                <w:color w:val="000000" w:themeColor="text1"/>
+                <w:kern w:val="0"/>
+                <w:sz w:val="21"/>
+                <w:szCs w:val="21"/>
+                <w14:textFill>
+                  <w14:solidFill>
+                    <w14:schemeClr w14:val="tx1"/>
+                  </w14:solidFill>
+                </w14:textFill>
+              </w:rPr>
+              <w:t xml:space="preserve">    catch (Exception ex)</w:t>
+            </w:r>
+          </w:p>
+          <w:p>
+            <w:pPr>
+              <w:widowControl/>
+              <w:shd w:val="clear" w:color="auto" w:fill="FFFFFF"/>
+              <w:tabs>
+                <w:tab w:val="left" w:pos="916"/>
+                <w:tab w:val="left" w:pos="1832"/>
+                <w:tab w:val="left" w:pos="2748"/>
+                <w:tab w:val="left" w:pos="3664"/>
+                <w:tab w:val="left" w:pos="4580"/>
+                <w:tab w:val="left" w:pos="5496"/>
+                <w:tab w:val="left" w:pos="6412"/>
+                <w:tab w:val="left" w:pos="7328"/>
+                <w:tab w:val="left" w:pos="8244"/>
+                <w:tab w:val="left" w:pos="9160"/>
+                <w:tab w:val="left" w:pos="10076"/>
+                <w:tab w:val="left" w:pos="10992"/>
+                <w:tab w:val="left" w:pos="11908"/>
+                <w:tab w:val="left" w:pos="12824"/>
+                <w:tab w:val="left" w:pos="13740"/>
+                <w:tab w:val="left" w:pos="14656"/>
+              </w:tabs>
+              <w:jc w:val="left"/>
+              <w:rPr>
+                <w:rFonts w:hint="eastAsia"/>
+                <w:color w:val="000000" w:themeColor="text1"/>
+                <w:kern w:val="0"/>
+                <w:sz w:val="21"/>
+                <w:szCs w:val="21"/>
+                <w14:textFill>
+                  <w14:solidFill>
+                    <w14:schemeClr w14:val="tx1"/>
+                  </w14:solidFill>
+                </w14:textFill>
+              </w:rPr>
+            </w:pPr>
+            <w:r>
+              <w:rPr>
+                <w:rFonts w:hint="eastAsia"/>
+                <w:color w:val="000000" w:themeColor="text1"/>
+                <w:kern w:val="0"/>
+                <w:sz w:val="21"/>
+                <w:szCs w:val="21"/>
+                <w14:textFill>
+                  <w14:solidFill>
+                    <w14:schemeClr w14:val="tx1"/>
+                  </w14:solidFill>
+                </w14:textFill>
+              </w:rPr>
+              <w:t xml:space="preserve">    {</w:t>
+            </w:r>
+          </w:p>
+          <w:p>
+            <w:pPr>
+              <w:widowControl/>
+              <w:shd w:val="clear" w:color="auto" w:fill="FFFFFF"/>
+              <w:tabs>
+                <w:tab w:val="left" w:pos="916"/>
+                <w:tab w:val="left" w:pos="1832"/>
+                <w:tab w:val="left" w:pos="2748"/>
+                <w:tab w:val="left" w:pos="3664"/>
+                <w:tab w:val="left" w:pos="4580"/>
+                <w:tab w:val="left" w:pos="5496"/>
+                <w:tab w:val="left" w:pos="6412"/>
+                <w:tab w:val="left" w:pos="7328"/>
+                <w:tab w:val="left" w:pos="8244"/>
+                <w:tab w:val="left" w:pos="9160"/>
+                <w:tab w:val="left" w:pos="10076"/>
+                <w:tab w:val="left" w:pos="10992"/>
+                <w:tab w:val="left" w:pos="11908"/>
+                <w:tab w:val="left" w:pos="12824"/>
+                <w:tab w:val="left" w:pos="13740"/>
+                <w:tab w:val="left" w:pos="14656"/>
+              </w:tabs>
+              <w:jc w:val="left"/>
+              <w:rPr>
+                <w:rFonts w:hint="eastAsia"/>
+                <w:color w:val="000000" w:themeColor="text1"/>
+                <w:kern w:val="0"/>
+                <w:sz w:val="21"/>
+                <w:szCs w:val="21"/>
+                <w14:textFill>
+                  <w14:solidFill>
+                    <w14:schemeClr w14:val="tx1"/>
+                  </w14:solidFill>
+                </w14:textFill>
+              </w:rPr>
+            </w:pPr>
+            <w:r>
+              <w:rPr>
+                <w:rFonts w:hint="eastAsia"/>
+                <w:color w:val="000000" w:themeColor="text1"/>
+                <w:kern w:val="0"/>
+                <w:sz w:val="21"/>
+                <w:szCs w:val="21"/>
+                <w14:textFill>
+                  <w14:solidFill>
+                    <w14:schemeClr w14:val="tx1"/>
+                  </w14:solidFill>
+                </w14:textFill>
+              </w:rPr>
+              <w:t xml:space="preserve">        // 迁移失败直接终止启动，避免在 schema 不一致的状态下继续运行</w:t>
+            </w:r>
+          </w:p>
+          <w:p>
+            <w:pPr>
+              <w:widowControl/>
+              <w:shd w:val="clear" w:color="auto" w:fill="FFFFFF"/>
+              <w:tabs>
+                <w:tab w:val="left" w:pos="916"/>
+                <w:tab w:val="left" w:pos="1832"/>
+                <w:tab w:val="left" w:pos="2748"/>
+                <w:tab w:val="left" w:pos="3664"/>
+                <w:tab w:val="left" w:pos="4580"/>
+                <w:tab w:val="left" w:pos="5496"/>
+                <w:tab w:val="left" w:pos="6412"/>
+                <w:tab w:val="left" w:pos="7328"/>
+                <w:tab w:val="left" w:pos="8244"/>
+                <w:tab w:val="left" w:pos="9160"/>
+                <w:tab w:val="left" w:pos="10076"/>
+                <w:tab w:val="left" w:pos="10992"/>
+                <w:tab w:val="left" w:pos="11908"/>
+                <w:tab w:val="left" w:pos="12824"/>
+                <w:tab w:val="left" w:pos="13740"/>
+                <w:tab w:val="left" w:pos="14656"/>
+              </w:tabs>
+              <w:jc w:val="left"/>
+              <w:rPr>
+                <w:rFonts w:hint="eastAsia"/>
+                <w:color w:val="000000" w:themeColor="text1"/>
+                <w:kern w:val="0"/>
+                <w:sz w:val="21"/>
+                <w:szCs w:val="21"/>
+                <w14:textFill>
+                  <w14:solidFill>
+                    <w14:schemeClr w14:val="tx1"/>
+                  </w14:solidFill>
+                </w14:textFill>
+              </w:rPr>
+            </w:pPr>
+            <w:r>
+              <w:rPr>
+                <w:rFonts w:hint="eastAsia"/>
+                <w:color w:val="000000" w:themeColor="text1"/>
+                <w:kern w:val="0"/>
+                <w:sz w:val="21"/>
+                <w:szCs w:val="21"/>
+                <w14:textFill>
+                  <w14:solidFill>
+                    <w14:schemeClr w14:val="tx1"/>
+                  </w14:solidFill>
+                </w14:textFill>
+              </w:rPr>
+              <w:t xml:space="preserve">        Console.WriteLine($"数据库迁移失败: {ex.Message}");</w:t>
+            </w:r>
+          </w:p>
+          <w:p>
+            <w:pPr>
+              <w:widowControl/>
+              <w:shd w:val="clear" w:color="auto" w:fill="FFFFFF"/>
+              <w:tabs>
+                <w:tab w:val="left" w:pos="916"/>
+                <w:tab w:val="left" w:pos="1832"/>
+                <w:tab w:val="left" w:pos="2748"/>
+                <w:tab w:val="left" w:pos="3664"/>
+                <w:tab w:val="left" w:pos="4580"/>
+                <w:tab w:val="left" w:pos="5496"/>
+                <w:tab w:val="left" w:pos="6412"/>
+                <w:tab w:val="left" w:pos="7328"/>
+                <w:tab w:val="left" w:pos="8244"/>
+                <w:tab w:val="left" w:pos="9160"/>
+                <w:tab w:val="left" w:pos="10076"/>
+                <w:tab w:val="left" w:pos="10992"/>
+                <w:tab w:val="left" w:pos="11908"/>
+                <w:tab w:val="left" w:pos="12824"/>
+                <w:tab w:val="left" w:pos="13740"/>
+                <w:tab w:val="left" w:pos="14656"/>
+              </w:tabs>
+              <w:jc w:val="left"/>
+              <w:rPr>
+                <w:rFonts w:hint="eastAsia"/>
+                <w:color w:val="000000" w:themeColor="text1"/>
+                <w:kern w:val="0"/>
+                <w:sz w:val="21"/>
+                <w:szCs w:val="21"/>
+                <w14:textFill>
+                  <w14:solidFill>
+                    <w14:schemeClr w14:val="tx1"/>
+                  </w14:solidFill>
+                </w14:textFill>
+              </w:rPr>
+            </w:pPr>
+            <w:r>
+              <w:rPr>
+                <w:rFonts w:hint="eastAsia"/>
+                <w:color w:val="000000" w:themeColor="text1"/>
+                <w:kern w:val="0"/>
+                <w:sz w:val="21"/>
+                <w:szCs w:val="21"/>
+                <w14:textFill>
+                  <w14:solidFill>
+                    <w14:schemeClr w14:val="tx1"/>
+                  </w14:solidFill>
+                </w14:textFill>
+              </w:rPr>
+              <w:t xml:space="preserve">        throw;</w:t>
+            </w:r>
+          </w:p>
+          <w:p>
+            <w:pPr>
+              <w:widowControl/>
+              <w:shd w:val="clear" w:color="auto" w:fill="FFFFFF"/>
+              <w:tabs>
+                <w:tab w:val="left" w:pos="916"/>
+                <w:tab w:val="left" w:pos="1832"/>
+                <w:tab w:val="left" w:pos="2748"/>
+                <w:tab w:val="left" w:pos="3664"/>
+                <w:tab w:val="left" w:pos="4580"/>
+                <w:tab w:val="left" w:pos="5496"/>
+                <w:tab w:val="left" w:pos="6412"/>
+                <w:tab w:val="left" w:pos="7328"/>
+                <w:tab w:val="left" w:pos="8244"/>
+                <w:tab w:val="left" w:pos="9160"/>
+                <w:tab w:val="left" w:pos="10076"/>
+                <w:tab w:val="left" w:pos="10992"/>
+                <w:tab w:val="left" w:pos="11908"/>
+                <w:tab w:val="left" w:pos="12824"/>
+                <w:tab w:val="left" w:pos="13740"/>
+                <w:tab w:val="left" w:pos="14656"/>
+              </w:tabs>
+              <w:jc w:val="left"/>
+              <w:rPr>
+                <w:rFonts w:hint="eastAsia"/>
+                <w:color w:val="000000" w:themeColor="text1"/>
+                <w:kern w:val="0"/>
+                <w:sz w:val="21"/>
+                <w:szCs w:val="21"/>
+                <w14:textFill>
+                  <w14:solidFill>
+                    <w14:schemeClr w14:val="tx1"/>
+                  </w14:solidFill>
+                </w14:textFill>
+              </w:rPr>
+            </w:pPr>
+            <w:r>
+              <w:rPr>
+                <w:rFonts w:hint="eastAsia"/>
+                <w:color w:val="000000" w:themeColor="text1"/>
+                <w:kern w:val="0"/>
+                <w:sz w:val="21"/>
+                <w:szCs w:val="21"/>
+                <w14:textFill>
+                  <w14:solidFill>
+                    <w14:schemeClr w14:val="tx1"/>
+                  </w14:solidFill>
+                </w14:textFill>
+              </w:rPr>
+              <w:t xml:space="preserve">    }</w:t>
+            </w:r>
+          </w:p>
+          <w:p>
+            <w:pPr>
+              <w:widowControl/>
+              <w:shd w:val="clear" w:color="auto" w:fill="FFFFFF"/>
+              <w:tabs>
+                <w:tab w:val="left" w:pos="916"/>
+                <w:tab w:val="left" w:pos="1832"/>
+                <w:tab w:val="left" w:pos="2748"/>
+                <w:tab w:val="left" w:pos="3664"/>
+                <w:tab w:val="left" w:pos="4580"/>
+                <w:tab w:val="left" w:pos="5496"/>
+                <w:tab w:val="left" w:pos="6412"/>
+                <w:tab w:val="left" w:pos="7328"/>
+                <w:tab w:val="left" w:pos="8244"/>
+                <w:tab w:val="left" w:pos="9160"/>
+                <w:tab w:val="left" w:pos="10076"/>
+                <w:tab w:val="left" w:pos="10992"/>
+                <w:tab w:val="left" w:pos="11908"/>
+                <w:tab w:val="left" w:pos="12824"/>
+                <w:tab w:val="left" w:pos="13740"/>
+                <w:tab w:val="left" w:pos="14656"/>
+              </w:tabs>
+              <w:jc w:val="left"/>
+              <w:rPr>
+                <w:rFonts w:hint="eastAsia"/>
+                <w:color w:val="000000" w:themeColor="text1"/>
+                <w:kern w:val="0"/>
+                <w:sz w:val="21"/>
+                <w:szCs w:val="21"/>
+                <w14:textFill>
+                  <w14:solidFill>
+                    <w14:schemeClr w14:val="tx1"/>
+                  </w14:solidFill>
+                </w14:textFill>
+              </w:rPr>
+            </w:pPr>
+            <w:r>
+              <w:rPr>
+                <w:rFonts w:hint="eastAsia"/>
+                <w:color w:val="000000" w:themeColor="text1"/>
+                <w:kern w:val="0"/>
+                <w:sz w:val="21"/>
+                <w:szCs w:val="21"/>
+                <w14:textFill>
+                  <w14:solidFill>
+                    <w14:schemeClr w14:val="tx1"/>
+                  </w14:solidFill>
+                </w14:textFill>
+              </w:rPr>
+              <w:t>}</w:t>
+            </w:r>
+          </w:p>
+          <w:p>
+            <w:pPr>
+              <w:widowControl/>
+              <w:shd w:val="clear" w:color="auto" w:fill="FFFFFF"/>
+              <w:tabs>
+                <w:tab w:val="left" w:pos="916"/>
+                <w:tab w:val="left" w:pos="1832"/>
+                <w:tab w:val="left" w:pos="2748"/>
+                <w:tab w:val="left" w:pos="3664"/>
+                <w:tab w:val="left" w:pos="4580"/>
+                <w:tab w:val="left" w:pos="5496"/>
+                <w:tab w:val="left" w:pos="6412"/>
+                <w:tab w:val="left" w:pos="7328"/>
+                <w:tab w:val="left" w:pos="8244"/>
+                <w:tab w:val="left" w:pos="9160"/>
+                <w:tab w:val="left" w:pos="10076"/>
+                <w:tab w:val="left" w:pos="10992"/>
+                <w:tab w:val="left" w:pos="11908"/>
+                <w:tab w:val="left" w:pos="12824"/>
+                <w:tab w:val="left" w:pos="13740"/>
+                <w:tab w:val="left" w:pos="14656"/>
+              </w:tabs>
+              <w:jc w:val="left"/>
+              <w:rPr>
+                <w:rFonts w:hint="eastAsia"/>
+                <w:color w:val="000000" w:themeColor="text1"/>
+                <w:kern w:val="0"/>
+                <w:sz w:val="21"/>
+                <w:szCs w:val="21"/>
+                <w14:textFill>
+                  <w14:solidFill>
+                    <w14:schemeClr w14:val="tx1"/>
+                  </w14:solidFill>
+                </w14:textFill>
+              </w:rPr>
+            </w:pPr>
+          </w:p>
+          <w:p>
+            <w:pPr>
+              <w:widowControl/>
+              <w:shd w:val="clear" w:color="auto" w:fill="FFFFFF"/>
+              <w:tabs>
+                <w:tab w:val="left" w:pos="916"/>
+                <w:tab w:val="left" w:pos="1832"/>
+                <w:tab w:val="left" w:pos="2748"/>
+                <w:tab w:val="left" w:pos="3664"/>
+                <w:tab w:val="left" w:pos="4580"/>
+                <w:tab w:val="left" w:pos="5496"/>
+                <w:tab w:val="left" w:pos="6412"/>
+                <w:tab w:val="left" w:pos="7328"/>
+                <w:tab w:val="left" w:pos="8244"/>
+                <w:tab w:val="left" w:pos="9160"/>
+                <w:tab w:val="left" w:pos="10076"/>
+                <w:tab w:val="left" w:pos="10992"/>
+                <w:tab w:val="left" w:pos="11908"/>
+                <w:tab w:val="left" w:pos="12824"/>
+                <w:tab w:val="left" w:pos="13740"/>
+                <w:tab w:val="left" w:pos="14656"/>
+              </w:tabs>
+              <w:jc w:val="left"/>
+              <w:rPr>
+                <w:rFonts w:hint="eastAsia"/>
+                <w:color w:val="000000" w:themeColor="text1"/>
+                <w:kern w:val="0"/>
+                <w:sz w:val="21"/>
+                <w:szCs w:val="21"/>
+                <w14:textFill>
+                  <w14:solidFill>
+                    <w14:schemeClr w14:val="tx1"/>
+                  </w14:solidFill>
+                </w14:textFill>
+              </w:rPr>
+            </w:pPr>
+            <w:r>
+              <w:rPr>
+                <w:rFonts w:hint="eastAsia"/>
+                <w:color w:val="000000" w:themeColor="text1"/>
+                <w:kern w:val="0"/>
+                <w:sz w:val="21"/>
+                <w:szCs w:val="21"/>
+                <w14:textFill>
+                  <w14:solidFill>
+                    <w14:schemeClr w14:val="tx1"/>
+                  </w14:solidFill>
+                </w14:textFill>
+              </w:rPr>
+              <w:t>// 数据库配置文件</w:t>
+            </w:r>
+          </w:p>
+          <w:p>
+            <w:pPr>
+              <w:widowControl/>
+              <w:shd w:val="clear" w:color="auto" w:fill="FFFFFF"/>
+              <w:tabs>
+                <w:tab w:val="left" w:pos="916"/>
+                <w:tab w:val="left" w:pos="1832"/>
+                <w:tab w:val="left" w:pos="2748"/>
+                <w:tab w:val="left" w:pos="3664"/>
+                <w:tab w:val="left" w:pos="4580"/>
+                <w:tab w:val="left" w:pos="5496"/>
+                <w:tab w:val="left" w:pos="6412"/>
+                <w:tab w:val="left" w:pos="7328"/>
+                <w:tab w:val="left" w:pos="8244"/>
+                <w:tab w:val="left" w:pos="9160"/>
+                <w:tab w:val="left" w:pos="10076"/>
+                <w:tab w:val="left" w:pos="10992"/>
+                <w:tab w:val="left" w:pos="11908"/>
+                <w:tab w:val="left" w:pos="12824"/>
+                <w:tab w:val="left" w:pos="13740"/>
+                <w:tab w:val="left" w:pos="14656"/>
+              </w:tabs>
+              <w:jc w:val="left"/>
+              <w:rPr>
+                <w:rFonts w:hint="eastAsia"/>
+                <w:color w:val="000000" w:themeColor="text1"/>
+                <w:kern w:val="0"/>
+                <w:sz w:val="21"/>
+                <w:szCs w:val="21"/>
+                <w14:textFill>
+                  <w14:solidFill>
+                    <w14:schemeClr w14:val="tx1"/>
+                  </w14:solidFill>
+                </w14:textFill>
+              </w:rPr>
+            </w:pPr>
+            <w:r>
+              <w:rPr>
+                <w:rFonts w:hint="eastAsia"/>
+                <w:color w:val="000000" w:themeColor="text1"/>
+                <w:kern w:val="0"/>
+                <w:sz w:val="21"/>
+                <w:szCs w:val="21"/>
+                <w14:textFill>
+                  <w14:solidFill>
+                    <w14:schemeClr w14:val="tx1"/>
+                  </w14:solidFill>
+                </w14:textFill>
+              </w:rPr>
+              <w:t>{</w:t>
+            </w:r>
+          </w:p>
+          <w:p>
+            <w:pPr>
+              <w:widowControl/>
+              <w:shd w:val="clear" w:color="auto" w:fill="FFFFFF"/>
+              <w:tabs>
+                <w:tab w:val="left" w:pos="916"/>
+                <w:tab w:val="left" w:pos="1832"/>
+                <w:tab w:val="left" w:pos="2748"/>
+                <w:tab w:val="left" w:pos="3664"/>
+                <w:tab w:val="left" w:pos="4580"/>
+                <w:tab w:val="left" w:pos="5496"/>
+                <w:tab w:val="left" w:pos="6412"/>
+                <w:tab w:val="left" w:pos="7328"/>
+                <w:tab w:val="left" w:pos="8244"/>
+                <w:tab w:val="left" w:pos="9160"/>
+                <w:tab w:val="left" w:pos="10076"/>
+                <w:tab w:val="left" w:pos="10992"/>
+                <w:tab w:val="left" w:pos="11908"/>
+                <w:tab w:val="left" w:pos="12824"/>
+                <w:tab w:val="left" w:pos="13740"/>
+                <w:tab w:val="left" w:pos="14656"/>
+              </w:tabs>
+              <w:jc w:val="left"/>
+              <w:rPr>
+                <w:rFonts w:hint="eastAsia"/>
+                <w:color w:val="000000" w:themeColor="text1"/>
+                <w:kern w:val="0"/>
+                <w:sz w:val="21"/>
+                <w:szCs w:val="21"/>
+                <w14:textFill>
+                  <w14:solidFill>
+                    <w14:schemeClr w14:val="tx1"/>
+                  </w14:solidFill>
+                </w14:textFill>
+              </w:rPr>
+            </w:pPr>
+            <w:r>
+              <w:rPr>
+                <w:rFonts w:hint="eastAsia"/>
+                <w:color w:val="000000" w:themeColor="text1"/>
+                <w:kern w:val="0"/>
+                <w:sz w:val="21"/>
+                <w:szCs w:val="21"/>
+                <w14:textFill>
+                  <w14:solidFill>
+                    <w14:schemeClr w14:val="tx1"/>
+                  </w14:solidFill>
+                </w14:textFill>
+              </w:rPr>
+              <w:t xml:space="preserve">  "ConnectionStrings": {</w:t>
+            </w:r>
+          </w:p>
+          <w:p>
+            <w:pPr>
+              <w:widowControl/>
+              <w:shd w:val="clear" w:color="auto" w:fill="FFFFFF"/>
+              <w:tabs>
+                <w:tab w:val="left" w:pos="916"/>
+                <w:tab w:val="left" w:pos="1832"/>
+                <w:tab w:val="left" w:pos="2748"/>
+                <w:tab w:val="left" w:pos="3664"/>
+                <w:tab w:val="left" w:pos="4580"/>
+                <w:tab w:val="left" w:pos="5496"/>
+                <w:tab w:val="left" w:pos="6412"/>
+                <w:tab w:val="left" w:pos="7328"/>
+                <w:tab w:val="left" w:pos="8244"/>
+                <w:tab w:val="left" w:pos="9160"/>
+                <w:tab w:val="left" w:pos="10076"/>
+                <w:tab w:val="left" w:pos="10992"/>
+                <w:tab w:val="left" w:pos="11908"/>
+                <w:tab w:val="left" w:pos="12824"/>
+                <w:tab w:val="left" w:pos="13740"/>
+                <w:tab w:val="left" w:pos="14656"/>
+              </w:tabs>
+              <w:jc w:val="left"/>
+              <w:rPr>
+                <w:rFonts w:hint="eastAsia"/>
+                <w:color w:val="000000" w:themeColor="text1"/>
+                <w:kern w:val="0"/>
+                <w:sz w:val="21"/>
+                <w:szCs w:val="21"/>
+                <w14:textFill>
+                  <w14:solidFill>
+                    <w14:schemeClr w14:val="tx1"/>
+                  </w14:solidFill>
+                </w14:textFill>
+              </w:rPr>
+            </w:pPr>
+            <w:r>
+              <w:rPr>
+                <w:rFonts w:hint="eastAsia"/>
+                <w:color w:val="000000" w:themeColor="text1"/>
+                <w:kern w:val="0"/>
+                <w:sz w:val="21"/>
+                <w:szCs w:val="21"/>
+                <w14:textFill>
+                  <w14:solidFill>
+                    <w14:schemeClr w14:val="tx1"/>
+                  </w14:solidFill>
+                </w14:textFill>
+              </w:rPr>
+              <w:t xml:space="preserve">    // "Server=localhost;Database=StockManageDB;Trusted_Connection=True;TrustServerCertificate=True;"</w:t>
+            </w:r>
+          </w:p>
+          <w:p>
+            <w:pPr>
+              <w:widowControl/>
+              <w:shd w:val="clear" w:color="auto" w:fill="FFFFFF"/>
+              <w:tabs>
+                <w:tab w:val="left" w:pos="916"/>
+                <w:tab w:val="left" w:pos="1832"/>
+                <w:tab w:val="left" w:pos="2748"/>
+                <w:tab w:val="left" w:pos="3664"/>
+                <w:tab w:val="left" w:pos="4580"/>
+                <w:tab w:val="left" w:pos="5496"/>
+                <w:tab w:val="left" w:pos="6412"/>
+                <w:tab w:val="left" w:pos="7328"/>
+                <w:tab w:val="left" w:pos="8244"/>
+                <w:tab w:val="left" w:pos="9160"/>
+                <w:tab w:val="left" w:pos="10076"/>
+                <w:tab w:val="left" w:pos="10992"/>
+                <w:tab w:val="left" w:pos="11908"/>
+                <w:tab w:val="left" w:pos="12824"/>
+                <w:tab w:val="left" w:pos="13740"/>
+                <w:tab w:val="left" w:pos="14656"/>
+              </w:tabs>
+              <w:jc w:val="left"/>
+              <w:rPr>
+                <w:rFonts w:hint="eastAsia"/>
+                <w:color w:val="000000" w:themeColor="text1"/>
+                <w:kern w:val="0"/>
+                <w:sz w:val="21"/>
+                <w:szCs w:val="21"/>
+                <w14:textFill>
+                  <w14:solidFill>
+                    <w14:schemeClr w14:val="tx1"/>
+                  </w14:solidFill>
+                </w14:textFill>
+              </w:rPr>
+            </w:pPr>
+            <w:r>
+              <w:rPr>
+                <w:rFonts w:hint="eastAsia"/>
+                <w:color w:val="000000" w:themeColor="text1"/>
+                <w:kern w:val="0"/>
+                <w:sz w:val="21"/>
+                <w:szCs w:val="21"/>
+                <w14:textFill>
+                  <w14:solidFill>
+                    <w14:schemeClr w14:val="tx1"/>
+                  </w14:solidFill>
+                </w14:textFill>
+              </w:rPr>
+              <w:t xml:space="preserve">    "DefaultConnection": "Server=localhost;Database=StockManageDB;User ID=sa;Password=zy.123456;TrustServerCertificate=True;"</w:t>
+            </w:r>
+          </w:p>
+          <w:p>
+            <w:pPr>
+              <w:widowControl/>
+              <w:shd w:val="clear" w:color="auto" w:fill="FFFFFF"/>
+              <w:tabs>
+                <w:tab w:val="left" w:pos="916"/>
+                <w:tab w:val="left" w:pos="1832"/>
+                <w:tab w:val="left" w:pos="2748"/>
+                <w:tab w:val="left" w:pos="3664"/>
+                <w:tab w:val="left" w:pos="4580"/>
+                <w:tab w:val="left" w:pos="5496"/>
+                <w:tab w:val="left" w:pos="6412"/>
+                <w:tab w:val="left" w:pos="7328"/>
+                <w:tab w:val="left" w:pos="8244"/>
+                <w:tab w:val="left" w:pos="9160"/>
+                <w:tab w:val="left" w:pos="10076"/>
+                <w:tab w:val="left" w:pos="10992"/>
+                <w:tab w:val="left" w:pos="11908"/>
+                <w:tab w:val="left" w:pos="12824"/>
+                <w:tab w:val="left" w:pos="13740"/>
+                <w:tab w:val="left" w:pos="14656"/>
+              </w:tabs>
+              <w:jc w:val="left"/>
+              <w:rPr>
+                <w:rFonts w:hint="eastAsia"/>
+                <w:color w:val="000000" w:themeColor="text1"/>
+                <w:kern w:val="0"/>
+                <w:sz w:val="21"/>
+                <w:szCs w:val="21"/>
+                <w14:textFill>
+                  <w14:solidFill>
+                    <w14:schemeClr w14:val="tx1"/>
+                  </w14:solidFill>
+                </w14:textFill>
+              </w:rPr>
+            </w:pPr>
+            <w:r>
+              <w:rPr>
+                <w:rFonts w:hint="eastAsia"/>
+                <w:color w:val="000000" w:themeColor="text1"/>
+                <w:kern w:val="0"/>
+                <w:sz w:val="21"/>
+                <w:szCs w:val="21"/>
+                <w14:textFill>
+                  <w14:solidFill>
+                    <w14:schemeClr w14:val="tx1"/>
+                  </w14:solidFill>
+                </w14:textFill>
+              </w:rPr>
+              <w:t xml:space="preserve">  }</w:t>
+            </w:r>
+          </w:p>
+          <w:p>
+            <w:pPr>
+              <w:widowControl/>
+              <w:shd w:val="clear" w:color="auto" w:fill="FFFFFF"/>
+              <w:tabs>
+                <w:tab w:val="left" w:pos="916"/>
+                <w:tab w:val="left" w:pos="1832"/>
+                <w:tab w:val="left" w:pos="2748"/>
+                <w:tab w:val="left" w:pos="3664"/>
+                <w:tab w:val="left" w:pos="4580"/>
+                <w:tab w:val="left" w:pos="5496"/>
+                <w:tab w:val="left" w:pos="6412"/>
+                <w:tab w:val="left" w:pos="7328"/>
+                <w:tab w:val="left" w:pos="8244"/>
+                <w:tab w:val="left" w:pos="9160"/>
+                <w:tab w:val="left" w:pos="10076"/>
+                <w:tab w:val="left" w:pos="10992"/>
+                <w:tab w:val="left" w:pos="11908"/>
+                <w:tab w:val="left" w:pos="12824"/>
+                <w:tab w:val="left" w:pos="13740"/>
+                <w:tab w:val="left" w:pos="14656"/>
+              </w:tabs>
+              <w:jc w:val="left"/>
+              <w:rPr>
+                <w:color w:val="000000" w:themeColor="text1"/>
+                <w:kern w:val="0"/>
+                <w:szCs w:val="21"/>
+                <w14:textFill>
+                  <w14:solidFill>
+                    <w14:schemeClr w14:val="tx1"/>
+                  </w14:solidFill>
+                </w14:textFill>
+              </w:rPr>
+            </w:pPr>
+            <w:r>
+              <w:rPr>
+                <w:rFonts w:hint="eastAsia"/>
+                <w:color w:val="000000" w:themeColor="text1"/>
+                <w:kern w:val="0"/>
+                <w:sz w:val="21"/>
+                <w:szCs w:val="21"/>
+                <w14:textFill>
+                  <w14:solidFill>
+                    <w14:schemeClr w14:val="tx1"/>
+                  </w14:solidFill>
+                </w14:textFill>
+              </w:rPr>
+              <w:t>}</w:t>
+            </w:r>
           </w:p>
         </w:tc>
       </w:tr>
@@ -30709,8 +32254,8 @@
         </w:rPr>
       </w:pPr>
       <w:bookmarkStart w:id="78" w:name="_Toc238213988"/>
-      <w:bookmarkStart w:id="79" w:name="_Toc335598677"/>
-      <w:bookmarkStart w:id="80" w:name="_Toc188433611"/>
+      <w:bookmarkStart w:id="79" w:name="_Toc188433611"/>
+      <w:bookmarkStart w:id="80" w:name="_Toc335598677"/>
       <w:r>
         <w:t>致  谢</w:t>
       </w:r>
@@ -33036,7 +34581,7 @@
 </file>
 
 <file path=customXml/item1.xml><?xml version="1.0" encoding="utf-8"?>
-<b:Sources xmlns:b="http://schemas.openxmlformats.org/officeDocument/2006/bibliography" xmlns="http://schemas.openxmlformats.org/officeDocument/2006/bibliography" StyleName="APA" SelectedStyle="\APA.XSL"/>
+<b:Sources xmlns:b="http://schemas.openxmlformats.org/officeDocument/2006/bibliography" xmlns="http://schemas.openxmlformats.org/officeDocument/2006/bibliography" SelectedStyle="\APA.XSL" StyleName="APA"/>
 </file>
 
 <file path=customXml/itemProps1.xml><?xml version="1.0" encoding="utf-8"?>

--- a/22016020806-戢友-基于.net与Blazor Server的智能仓库管理系统的设计与实现.docx
+++ b/22016020806-戢友-基于.net与Blazor Server的智能仓库管理系统的设计与实现.docx
@@ -1173,7 +1173,7 @@
         <w:fldChar w:fldCharType="separate"/>
       </w:r>
       <w:r>
-        <w:t>1</w:t>
+        <w:t>2</w:t>
       </w:r>
       <w:r>
         <w:fldChar w:fldCharType="end"/>
@@ -1209,7 +1209,7 @@
         <w:fldChar w:fldCharType="separate"/>
       </w:r>
       <w:r>
-        <w:t>2</w:t>
+        <w:t>3</w:t>
       </w:r>
       <w:r>
         <w:fldChar w:fldCharType="end"/>
@@ -1245,7 +1245,7 @@
         <w:fldChar w:fldCharType="separate"/>
       </w:r>
       <w:r>
-        <w:t>3</w:t>
+        <w:t>4</w:t>
       </w:r>
       <w:r>
         <w:fldChar w:fldCharType="end"/>
@@ -1281,7 +1281,7 @@
         <w:fldChar w:fldCharType="separate"/>
       </w:r>
       <w:r>
-        <w:t>4</w:t>
+        <w:t>6</w:t>
       </w:r>
       <w:r>
         <w:fldChar w:fldCharType="end"/>
@@ -1317,7 +1317,7 @@
         <w:fldChar w:fldCharType="separate"/>
       </w:r>
       <w:r>
-        <w:t>4</w:t>
+        <w:t>6</w:t>
       </w:r>
       <w:r>
         <w:fldChar w:fldCharType="end"/>
@@ -1363,7 +1363,7 @@
         <w:fldChar w:fldCharType="separate"/>
       </w:r>
       <w:r>
-        <w:t>4</w:t>
+        <w:t>6</w:t>
       </w:r>
       <w:r>
         <w:fldChar w:fldCharType="end"/>
@@ -1399,7 +1399,7 @@
         <w:fldChar w:fldCharType="separate"/>
       </w:r>
       <w:r>
-        <w:t>4</w:t>
+        <w:t>7</w:t>
       </w:r>
       <w:r>
         <w:fldChar w:fldCharType="end"/>
@@ -1435,7 +1435,7 @@
         <w:fldChar w:fldCharType="separate"/>
       </w:r>
       <w:r>
-        <w:t>5</w:t>
+        <w:t>7</w:t>
       </w:r>
       <w:r>
         <w:fldChar w:fldCharType="end"/>
@@ -1471,7 +1471,7 @@
         <w:fldChar w:fldCharType="separate"/>
       </w:r>
       <w:r>
-        <w:t>5</w:t>
+        <w:t>8</w:t>
       </w:r>
       <w:r>
         <w:fldChar w:fldCharType="end"/>
@@ -1507,7 +1507,7 @@
         <w:fldChar w:fldCharType="separate"/>
       </w:r>
       <w:r>
-        <w:t>5</w:t>
+        <w:t>8</w:t>
       </w:r>
       <w:r>
         <w:fldChar w:fldCharType="end"/>
@@ -1544,7 +1544,7 @@
         <w:fldChar w:fldCharType="separate"/>
       </w:r>
       <w:r>
-        <w:t>6</w:t>
+        <w:t>9</w:t>
       </w:r>
       <w:r>
         <w:fldChar w:fldCharType="end"/>
@@ -1580,7 +1580,7 @@
         <w:fldChar w:fldCharType="separate"/>
       </w:r>
       <w:r>
-        <w:t>6</w:t>
+        <w:t>9</w:t>
       </w:r>
       <w:r>
         <w:fldChar w:fldCharType="end"/>
@@ -1616,7 +1616,7 @@
         <w:fldChar w:fldCharType="separate"/>
       </w:r>
       <w:r>
-        <w:t>7</w:t>
+        <w:t>10</w:t>
       </w:r>
       <w:r>
         <w:fldChar w:fldCharType="end"/>
@@ -1652,7 +1652,7 @@
         <w:fldChar w:fldCharType="separate"/>
       </w:r>
       <w:r>
-        <w:t>7</w:t>
+        <w:t>10</w:t>
       </w:r>
       <w:r>
         <w:fldChar w:fldCharType="end"/>
@@ -1688,7 +1688,7 @@
         <w:fldChar w:fldCharType="separate"/>
       </w:r>
       <w:r>
-        <w:t>7</w:t>
+        <w:t>10</w:t>
       </w:r>
       <w:r>
         <w:fldChar w:fldCharType="end"/>
@@ -1724,7 +1724,7 @@
         <w:fldChar w:fldCharType="separate"/>
       </w:r>
       <w:r>
-        <w:t>9</w:t>
+        <w:t>13</w:t>
       </w:r>
       <w:r>
         <w:fldChar w:fldCharType="end"/>
@@ -1760,7 +1760,7 @@
         <w:fldChar w:fldCharType="separate"/>
       </w:r>
       <w:r>
-        <w:t>9</w:t>
+        <w:t>14</w:t>
       </w:r>
       <w:r>
         <w:fldChar w:fldCharType="end"/>
@@ -1797,7 +1797,7 @@
         <w:fldChar w:fldCharType="separate"/>
       </w:r>
       <w:r>
-        <w:t>9</w:t>
+        <w:t>14</w:t>
       </w:r>
       <w:r>
         <w:fldChar w:fldCharType="end"/>
@@ -1834,7 +1834,7 @@
         <w:fldChar w:fldCharType="separate"/>
       </w:r>
       <w:r>
-        <w:t>10</w:t>
+        <w:t>14</w:t>
       </w:r>
       <w:r>
         <w:fldChar w:fldCharType="end"/>
@@ -1870,7 +1870,7 @@
         <w:fldChar w:fldCharType="separate"/>
       </w:r>
       <w:r>
-        <w:t>10</w:t>
+        <w:t>15</w:t>
       </w:r>
       <w:r>
         <w:fldChar w:fldCharType="end"/>
@@ -1906,7 +1906,7 @@
         <w:fldChar w:fldCharType="separate"/>
       </w:r>
       <w:r>
-        <w:t>11</w:t>
+        <w:t>16</w:t>
       </w:r>
       <w:r>
         <w:fldChar w:fldCharType="end"/>
@@ -1942,7 +1942,7 @@
         <w:fldChar w:fldCharType="separate"/>
       </w:r>
       <w:r>
-        <w:t>11</w:t>
+        <w:t>16</w:t>
       </w:r>
       <w:r>
         <w:fldChar w:fldCharType="end"/>
@@ -1978,7 +1978,7 @@
         <w:fldChar w:fldCharType="separate"/>
       </w:r>
       <w:r>
-        <w:t>12</w:t>
+        <w:t>17</w:t>
       </w:r>
       <w:r>
         <w:fldChar w:fldCharType="end"/>
@@ -2015,7 +2015,7 @@
         <w:fldChar w:fldCharType="separate"/>
       </w:r>
       <w:r>
-        <w:t>12</w:t>
+        <w:t>18</w:t>
       </w:r>
       <w:r>
         <w:fldChar w:fldCharType="end"/>
@@ -2052,7 +2052,7 @@
         <w:fldChar w:fldCharType="separate"/>
       </w:r>
       <w:r>
-        <w:t>13</w:t>
+        <w:t>19</w:t>
       </w:r>
       <w:r>
         <w:fldChar w:fldCharType="end"/>
@@ -2088,7 +2088,7 @@
         <w:fldChar w:fldCharType="separate"/>
       </w:r>
       <w:r>
-        <w:t>14</w:t>
+        <w:t>20</w:t>
       </w:r>
       <w:r>
         <w:fldChar w:fldCharType="end"/>
@@ -2125,7 +2125,7 @@
         <w:fldChar w:fldCharType="separate"/>
       </w:r>
       <w:r>
-        <w:t>14</w:t>
+        <w:t>20</w:t>
       </w:r>
       <w:r>
         <w:fldChar w:fldCharType="end"/>
@@ -2162,7 +2162,7 @@
         <w:fldChar w:fldCharType="separate"/>
       </w:r>
       <w:r>
-        <w:t>14</w:t>
+        <w:t>21</w:t>
       </w:r>
       <w:r>
         <w:fldChar w:fldCharType="end"/>
@@ -2205,7 +2205,7 @@
         <w:fldChar w:fldCharType="separate"/>
       </w:r>
       <w:r>
-        <w:t>15</w:t>
+        <w:t>22</w:t>
       </w:r>
       <w:r>
         <w:fldChar w:fldCharType="end"/>
@@ -2268,7 +2268,7 @@
         <w:fldChar w:fldCharType="separate"/>
       </w:r>
       <w:r>
-        <w:t>16</w:t>
+        <w:t>23</w:t>
       </w:r>
       <w:r>
         <w:fldChar w:fldCharType="end"/>
@@ -2325,7 +2325,7 @@
         <w:fldChar w:fldCharType="separate"/>
       </w:r>
       <w:r>
-        <w:t>16</w:t>
+        <w:t>24</w:t>
       </w:r>
       <w:r>
         <w:fldChar w:fldCharType="end"/>
@@ -2382,7 +2382,7 @@
         <w:fldChar w:fldCharType="separate"/>
       </w:r>
       <w:r>
-        <w:t>17</w:t>
+        <w:t>25</w:t>
       </w:r>
       <w:r>
         <w:fldChar w:fldCharType="end"/>
@@ -2429,7 +2429,7 @@
         <w:fldChar w:fldCharType="separate"/>
       </w:r>
       <w:r>
-        <w:t>19</w:t>
+        <w:t>27</w:t>
       </w:r>
       <w:r>
         <w:fldChar w:fldCharType="end"/>
@@ -2486,7 +2486,7 @@
         <w:fldChar w:fldCharType="separate"/>
       </w:r>
       <w:r>
-        <w:t>19</w:t>
+        <w:t>28</w:t>
       </w:r>
       <w:r>
         <w:fldChar w:fldCharType="end"/>
@@ -2546,7 +2546,7 @@
         <w:fldChar w:fldCharType="separate"/>
       </w:r>
       <w:r>
-        <w:t>20</w:t>
+        <w:t>29</w:t>
       </w:r>
       <w:r>
         <w:fldChar w:fldCharType="end"/>
@@ -2593,7 +2593,7 @@
         <w:fldChar w:fldCharType="separate"/>
       </w:r>
       <w:r>
-        <w:t>21</w:t>
+        <w:t>30</w:t>
       </w:r>
       <w:r>
         <w:fldChar w:fldCharType="end"/>
@@ -2629,7 +2629,7 @@
         <w:fldChar w:fldCharType="separate"/>
       </w:r>
       <w:r>
-        <w:t>22</w:t>
+        <w:t>31</w:t>
       </w:r>
       <w:r>
         <w:fldChar w:fldCharType="end"/>
@@ -2666,7 +2666,7 @@
         <w:fldChar w:fldCharType="separate"/>
       </w:r>
       <w:r>
-        <w:t>24</w:t>
+        <w:t>34</w:t>
       </w:r>
       <w:r>
         <w:fldChar w:fldCharType="end"/>
@@ -2713,7 +2713,7 @@
         <w:fldChar w:fldCharType="separate"/>
       </w:r>
       <w:r>
-        <w:t>25</w:t>
+        <w:t>36</w:t>
       </w:r>
       <w:r>
         <w:fldChar w:fldCharType="end"/>
@@ -2750,7 +2750,7 @@
         <w:fldChar w:fldCharType="separate"/>
       </w:r>
       <w:r>
-        <w:t>25</w:t>
+        <w:t>36</w:t>
       </w:r>
       <w:r>
         <w:fldChar w:fldCharType="end"/>
@@ -2787,7 +2787,7 @@
         <w:fldChar w:fldCharType="separate"/>
       </w:r>
       <w:r>
-        <w:t>27</w:t>
+        <w:t>38</w:t>
       </w:r>
       <w:r>
         <w:fldChar w:fldCharType="end"/>
@@ -2834,7 +2834,7 @@
         <w:fldChar w:fldCharType="separate"/>
       </w:r>
       <w:r>
-        <w:t>28</w:t>
+        <w:t>39</w:t>
       </w:r>
       <w:r>
         <w:fldChar w:fldCharType="end"/>
@@ -2871,7 +2871,7 @@
         <w:fldChar w:fldCharType="separate"/>
       </w:r>
       <w:r>
-        <w:t>28</w:t>
+        <w:t>40</w:t>
       </w:r>
       <w:r>
         <w:fldChar w:fldCharType="end"/>
@@ -2907,7 +2907,7 @@
         <w:fldChar w:fldCharType="separate"/>
       </w:r>
       <w:r>
-        <w:t>29</w:t>
+        <w:t>41</w:t>
       </w:r>
       <w:r>
         <w:fldChar w:fldCharType="end"/>
@@ -2941,7 +2941,7 @@
         <w:fldChar w:fldCharType="separate"/>
       </w:r>
       <w:r>
-        <w:t>30</w:t>
+        <w:t>42</w:t>
       </w:r>
       <w:r>
         <w:fldChar w:fldCharType="end"/>
@@ -2975,7 +2975,7 @@
         <w:fldChar w:fldCharType="separate"/>
       </w:r>
       <w:r>
-        <w:t>30</w:t>
+        <w:t>42</w:t>
       </w:r>
       <w:r>
         <w:fldChar w:fldCharType="end"/>
@@ -3009,7 +3009,7 @@
         <w:fldChar w:fldCharType="separate"/>
       </w:r>
       <w:r>
-        <w:t>32</w:t>
+        <w:t>45</w:t>
       </w:r>
       <w:r>
         <w:fldChar w:fldCharType="end"/>
@@ -3043,7 +3043,7 @@
         <w:fldChar w:fldCharType="separate"/>
       </w:r>
       <w:r>
-        <w:t>33</w:t>
+        <w:t>47</w:t>
       </w:r>
       <w:r>
         <w:fldChar w:fldCharType="end"/>
@@ -3077,7 +3077,7 @@
         <w:fldChar w:fldCharType="separate"/>
       </w:r>
       <w:r>
-        <w:t>34</w:t>
+        <w:t>49</w:t>
       </w:r>
       <w:r>
         <w:fldChar w:fldCharType="end"/>
@@ -3125,7 +3125,7 @@
         <w:fldChar w:fldCharType="separate"/>
       </w:r>
       <w:r>
-        <w:t>35</w:t>
+        <w:t>50</w:t>
       </w:r>
       <w:r>
         <w:fldChar w:fldCharType="end"/>
@@ -3159,7 +3159,7 @@
         <w:fldChar w:fldCharType="separate"/>
       </w:r>
       <w:r>
-        <w:t>36</w:t>
+        <w:t>52</w:t>
       </w:r>
       <w:r>
         <w:fldChar w:fldCharType="end"/>
@@ -3207,7 +3207,7 @@
         <w:fldChar w:fldCharType="separate"/>
       </w:r>
       <w:r>
-        <w:t>37</w:t>
+        <w:t>53</w:t>
       </w:r>
       <w:r>
         <w:fldChar w:fldCharType="end"/>
@@ -3241,7 +3241,7 @@
         <w:fldChar w:fldCharType="separate"/>
       </w:r>
       <w:r>
-        <w:t>38</w:t>
+        <w:t>54</w:t>
       </w:r>
       <w:r>
         <w:fldChar w:fldCharType="end"/>
@@ -3275,7 +3275,7 @@
         <w:fldChar w:fldCharType="separate"/>
       </w:r>
       <w:r>
-        <w:t>39</w:t>
+        <w:t>56</w:t>
       </w:r>
       <w:r>
         <w:fldChar w:fldCharType="end"/>
@@ -3330,7 +3330,7 @@
         <w:fldChar w:fldCharType="separate"/>
       </w:r>
       <w:r>
-        <w:t>40</w:t>
+        <w:t>57</w:t>
       </w:r>
       <w:r>
         <w:fldChar w:fldCharType="end"/>
@@ -3378,7 +3378,7 @@
         <w:fldChar w:fldCharType="separate"/>
       </w:r>
       <w:r>
-        <w:t>40</w:t>
+        <w:t>58</w:t>
       </w:r>
       <w:r>
         <w:fldChar w:fldCharType="end"/>
@@ -3412,7 +3412,7 @@
         <w:fldChar w:fldCharType="separate"/>
       </w:r>
       <w:r>
-        <w:t>41</w:t>
+        <w:t>59</w:t>
       </w:r>
       <w:r>
         <w:fldChar w:fldCharType="end"/>
@@ -3446,7 +3446,7 @@
         <w:fldChar w:fldCharType="separate"/>
       </w:r>
       <w:r>
-        <w:t>41</w:t>
+        <w:t>59</w:t>
       </w:r>
       <w:r>
         <w:fldChar w:fldCharType="end"/>
@@ -3480,7 +3480,7 @@
         <w:fldChar w:fldCharType="separate"/>
       </w:r>
       <w:r>
-        <w:t>41</w:t>
+        <w:t>59</w:t>
       </w:r>
       <w:r>
         <w:fldChar w:fldCharType="end"/>
@@ -3515,7 +3515,7 @@
         <w:fldChar w:fldCharType="separate"/>
       </w:r>
       <w:r>
-        <w:t>41</w:t>
+        <w:t>59</w:t>
       </w:r>
       <w:r>
         <w:fldChar w:fldCharType="end"/>
@@ -3550,7 +3550,7 @@
         <w:fldChar w:fldCharType="separate"/>
       </w:r>
       <w:r>
-        <w:t>42</w:t>
+        <w:t>61</w:t>
       </w:r>
       <w:r>
         <w:fldChar w:fldCharType="end"/>
@@ -3600,7 +3600,7 @@
         <w:fldChar w:fldCharType="separate"/>
       </w:r>
       <w:r>
-        <w:t>43</w:t>
+        <w:t>62</w:t>
       </w:r>
       <w:r>
         <w:fldChar w:fldCharType="end"/>
@@ -3635,7 +3635,7 @@
         <w:fldChar w:fldCharType="separate"/>
       </w:r>
       <w:r>
-        <w:t>44</w:t>
+        <w:t>63</w:t>
       </w:r>
       <w:r>
         <w:fldChar w:fldCharType="end"/>
@@ -3670,7 +3670,7 @@
         <w:fldChar w:fldCharType="separate"/>
       </w:r>
       <w:r>
-        <w:t>45</w:t>
+        <w:t>64</w:t>
       </w:r>
       <w:r>
         <w:fldChar w:fldCharType="end"/>
@@ -3705,7 +3705,7 @@
         <w:fldChar w:fldCharType="separate"/>
       </w:r>
       <w:r>
-        <w:t>46</w:t>
+        <w:t>66</w:t>
       </w:r>
       <w:r>
         <w:fldChar w:fldCharType="end"/>
@@ -3740,7 +3740,7 @@
         <w:fldChar w:fldCharType="separate"/>
       </w:r>
       <w:r>
-        <w:t>46</w:t>
+        <w:t>67</w:t>
       </w:r>
       <w:r>
         <w:fldChar w:fldCharType="end"/>
@@ -3789,7 +3789,7 @@
         <w:fldChar w:fldCharType="separate"/>
       </w:r>
       <w:r>
-        <w:t>47</w:t>
+        <w:t>68</w:t>
       </w:r>
       <w:r>
         <w:fldChar w:fldCharType="end"/>
@@ -3830,7 +3830,7 @@
           <w:color w:val="000000"/>
           <w:lang w:eastAsia="zh-CN"/>
         </w:rPr>
-        <w:t>AI助手</w:t>
+        <w:t>订单查询</w:t>
       </w:r>
       <w:r>
         <w:rPr>
@@ -3852,7 +3852,7 @@
         <w:fldChar w:fldCharType="separate"/>
       </w:r>
       <w:r>
-        <w:t>48</w:t>
+        <w:t>70</w:t>
       </w:r>
       <w:r>
         <w:fldChar w:fldCharType="end"/>
@@ -3886,7 +3886,7 @@
         <w:fldChar w:fldCharType="separate"/>
       </w:r>
       <w:r>
-        <w:t>48</w:t>
+        <w:t>71</w:t>
       </w:r>
       <w:r>
         <w:fldChar w:fldCharType="end"/>
@@ -3920,7 +3920,7 @@
         <w:fldChar w:fldCharType="separate"/>
       </w:r>
       <w:r>
-        <w:t>49</w:t>
+        <w:t>73</w:t>
       </w:r>
       <w:r>
         <w:fldChar w:fldCharType="end"/>
@@ -3954,7 +3954,7 @@
         <w:fldChar w:fldCharType="separate"/>
       </w:r>
       <w:r>
-        <w:t>51</w:t>
+        <w:t>74</w:t>
       </w:r>
       <w:r>
         <w:fldChar w:fldCharType="end"/>
@@ -3988,7 +3988,7 @@
         <w:fldChar w:fldCharType="separate"/>
       </w:r>
       <w:r>
-        <w:t>51</w:t>
+        <w:t>74</w:t>
       </w:r>
       <w:r>
         <w:fldChar w:fldCharType="end"/>
@@ -4022,7 +4022,7 @@
         <w:fldChar w:fldCharType="separate"/>
       </w:r>
       <w:r>
-        <w:t>51</w:t>
+        <w:t>75</w:t>
       </w:r>
       <w:r>
         <w:fldChar w:fldCharType="end"/>
@@ -4058,7 +4058,7 @@
         <w:fldChar w:fldCharType="separate"/>
       </w:r>
       <w:r>
-        <w:t>53</w:t>
+        <w:t>77</w:t>
       </w:r>
       <w:r>
         <w:fldChar w:fldCharType="end"/>
@@ -5392,7 +5392,7 @@
         <w:rPr>
           <w:rFonts w:hint="eastAsia"/>
         </w:rPr>
-        <w:t>仓库管理员承担日常库存业务，使用①至⑤以及⑧⑨功能，其用例图如图 3.1 所示。</w:t>
+        <w:t>仓库管理员承担日常库存业务，使用①至⑤、⑧至⑩项功能，其用例图如图 3.1 所示。</w:t>
       </w:r>
     </w:p>
     <w:p>
@@ -30542,13 +30542,13 @@
           <w:rFonts w:hint="eastAsia"/>
           <w:lang w:eastAsia="zh-CN"/>
         </w:rPr>
-        <w:t>供应商</w:t>
-      </w:r>
-      <w:r>
-        <w:rPr>
-          <w:rFonts w:hint="eastAsia"/>
-        </w:rPr>
-        <w:t>管理、日志等模块逐个设计了业务流程，并单独设计了</w:t>
+        <w:t>供应商管理、订单查询、日志等模块</w:t>
+      </w:r>
+      <w:r>
+        <w:rPr>
+          <w:rFonts w:hint="eastAsia"/>
+        </w:rPr>
+        <w:t>逐个设计了业务流程，并单独设计了</w:t>
       </w:r>
       <w:r>
         <w:rPr>
@@ -34026,7 +34026,7 @@
         <w:rPr>
           <w:rFonts w:hint="eastAsia"/>
         </w:rPr>
-        <w:t>日志管理模块用来记录用户的操作日志。通过此模块管理员可以查询系统中的所有用户操作记录，包括操作人员、操作内容和操作时间，以便对系统操作进行审计、跟踪和追溯。日志管理核心代码如代码5.8所示，日志管理界面如图5.9所示。</w:t>
+        <w:t>日志管理模块用来记录用户的操作日志。通过此模块管理员可以按条件查询并导出系统中的用户操作记录，包括操作人员、操作内容和操作时间，以便对系统操作进行审计、跟踪和追溯。日志管理核心代码如代码5.8所示，日志管理界面如图5.9所示。</w:t>
       </w:r>
     </w:p>
     <w:p>
@@ -35074,7 +35074,7 @@
         <w:rPr>
           <w:rFonts w:hint="eastAsia"/>
         </w:rPr>
-        <w:t>订单查询模块用于查询和追溯物料出入库的订单记录。仓库管理员进入订单查询页面后，可以按需填写库存订单号、物料编号，并选择物料名称、仓库名称、出入库类型和操作日期范围等条件进行组合筛选，系统返回符合条件的出入库记录，包括订单号、物料、仓库、出入库类型、变动数量和具体操作时间，方便仓库管理员核对和追溯每一次库存变动。订单查询核心代码如代码5.10所示，订单查询界面如图5.11所示。</w:t>
+        <w:t>订单查询模块用于查询和追溯物料出入库的订单记录。仓库管理员进入订单查询页面后，可以按需填写库存订单号、物料编号，并选择物料名称、仓库编号或名称、出入库类型和操作日期范围等条件进行组合筛选，系统返回符合条件的出入库记录，包括订单号、物料、仓库、出入库类型、变动数量和具体操作时间，方便仓库管理员核对和追溯每一次库存变动。订单查询核心代码如代码5.10所示，订单查询界面如图5.11所示。</w:t>
       </w:r>
     </w:p>
     <w:p>
@@ -35284,65 +35284,63 @@
           <w:rFonts w:hint="eastAsia"/>
           <w:lang w:eastAsia="zh-CN"/>
         </w:rPr>
+        <w:t>供应商管理、日志管理、订单查询和AI助手等模块</w:t>
+      </w:r>
+      <w:r>
+        <w:rPr>
+          <w:rFonts w:hint="eastAsia"/>
+        </w:rPr>
+      </w:r>
+      <w:r>
+        <w:rPr>
+          <w:rFonts w:hint="eastAsia"/>
+          <w:lang w:eastAsia="zh-CN"/>
+        </w:rPr>
+      </w:r>
+      <w:r>
+        <w:rPr>
+          <w:rFonts w:hint="eastAsia"/>
+        </w:rPr>
+        <w:t>。登录模块提供了安全的身份验证功能；人员管理模块允许管理员管理普通用户信息和权限；入库、出库模块实现了</w:t>
+      </w:r>
+      <w:r>
+        <w:rPr>
+          <w:rFonts w:hint="eastAsia"/>
+          <w:lang w:eastAsia="zh-CN"/>
+        </w:rPr>
+        <w:t>物料</w:t>
+      </w:r>
+      <w:r>
+        <w:rPr>
+          <w:rFonts w:hint="eastAsia"/>
+        </w:rPr>
+        <w:t>的入库和出库操作，是系统的核心；</w:t>
+      </w:r>
+      <w:r>
+        <w:rPr>
+          <w:rFonts w:hint="eastAsia"/>
+          <w:lang w:eastAsia="zh-CN"/>
+        </w:rPr>
+        <w:t>物料</w:t>
+      </w:r>
+      <w:r>
+        <w:rPr>
+          <w:rFonts w:hint="eastAsia"/>
+        </w:rPr>
+        <w:t>、仓库、</w:t>
+      </w:r>
+      <w:r>
+        <w:rPr>
+          <w:rFonts w:hint="eastAsia"/>
+          <w:lang w:eastAsia="zh-CN"/>
+        </w:rPr>
         <w:t>供应商</w:t>
       </w:r>
       <w:r>
         <w:rPr>
           <w:rFonts w:hint="eastAsia"/>
         </w:rPr>
-        <w:t>管理、日志管理和</w:t>
-      </w:r>
-      <w:r>
-        <w:rPr>
-          <w:rFonts w:hint="eastAsia"/>
-          <w:lang w:eastAsia="zh-CN"/>
-        </w:rPr>
-        <w:t>AI助手</w:t>
-      </w:r>
-      <w:r>
-        <w:rPr>
-          <w:rFonts w:hint="eastAsia"/>
-        </w:rPr>
-        <w:t>等模块。登录模块提供了安全的身份验证功能；人员管理模块允许管理员管理普通用户信息和权限；入库、出库模块实现了</w:t>
-      </w:r>
-      <w:r>
-        <w:rPr>
-          <w:rFonts w:hint="eastAsia"/>
-          <w:lang w:eastAsia="zh-CN"/>
-        </w:rPr>
-        <w:t>物料</w:t>
-      </w:r>
-      <w:r>
-        <w:rPr>
-          <w:rFonts w:hint="eastAsia"/>
-        </w:rPr>
-        <w:t>的入库和出库操作，是系统的核心；</w:t>
-      </w:r>
-      <w:r>
-        <w:rPr>
-          <w:rFonts w:hint="eastAsia"/>
-          <w:lang w:eastAsia="zh-CN"/>
-        </w:rPr>
-        <w:t>物料</w:t>
-      </w:r>
-      <w:r>
-        <w:rPr>
-          <w:rFonts w:hint="eastAsia"/>
-        </w:rPr>
-        <w:t>、仓库、</w:t>
-      </w:r>
-      <w:r>
-        <w:rPr>
-          <w:rFonts w:hint="eastAsia"/>
-          <w:lang w:eastAsia="zh-CN"/>
-        </w:rPr>
-        <w:t>供应商</w:t>
-      </w:r>
-      <w:r>
-        <w:rPr>
-          <w:rFonts w:hint="eastAsia"/>
-        </w:rPr>
-        <w:t>管理模块实现了对相应信息的查询、添加、禁用和修改；日志管理模块记录了用户的操作历史；</w:t>
+        <w:t>管理模块实现了对相应信息的查询、添加、禁用和修改；日志管理模块记录了用户的操作历史；订单查询模块支持按订单、物料、仓库、类型和日期条件追溯出入库记录；</w:t>
       </w:r>
       <w:r>
         <w:rPr>
@@ -46148,7 +46146,7 @@
         <w:rPr>
           <w:rFonts w:hint="eastAsia"/>
         </w:rPr>
-        <w:t>订单查询功能用于追溯物料的出入库记录，是仓库管理员核对库存变动、检查单据的主要入口。测试内容包括按库存订单号查询、按物料编号和物料名称筛选、按仓库筛选、按出入库类型和操作日期范围筛选、多条件组合查询以及无匹配记录时的反馈，重点检查查询结果与库存流水数据是否一致。具体测试如表6.9所示。</w:t>
+        <w:t>订单查询功能用于查询和追溯物料出入库记录，是仓库管理员核对库存变动、检查出入库单据的重要入口。测试分别采用有效数据、异常数据和组合条件，对库存订单号，物料编号或名称，仓库编号或名称，出入库类型及操作日期范围等查询条件进行验证；同时检查返回记录中的订单、物料、仓库、类型、变动数量和操作时间等字段是否完整，以及无匹配记录时系统能否正常响应。测试重点为筛选条件是否准确生效，查询结果是否与库存流水及原出入库单据一致。具体测试如表6.9所示。</w:t>
       </w:r>
     </w:p>
     <w:p>
@@ -46212,6 +46210,8 @@
         </w:tblPrEx>
         <w:trPr>
           <w:jc w:val="center"/>
+          <w:tblHeader/>
+          <w:cantSplit/>
         </w:trPr>
         <w:tc>
           <w:tcPr>
@@ -46403,6 +46403,7 @@
         </w:tblPrEx>
         <w:trPr>
           <w:jc w:val="center"/>
+          <w:cantSplit/>
         </w:trPr>
         <w:tc>
           <w:tcPr>
@@ -46431,16 +46432,7 @@
                 <w:sz w:val="21"/>
                 <w:szCs w:val="21"/>
               </w:rPr>
-              <w:t>0</w:t>
-            </w:r>
-            <w:r>
-              <w:rPr>
-                <w:rFonts w:hint="eastAsia" w:asciiTheme="minorEastAsia" w:hAnsiTheme="minorEastAsia" w:eastAsiaTheme="minorEastAsia" w:cstheme="minorEastAsia"/>
-                <w:sz w:val="21"/>
-                <w:szCs w:val="21"/>
-                <w:lang w:val="en-US" w:eastAsia="zh-CN"/>
-              </w:rPr>
-              <w:t>1</w:t>
+              <w:t>01</w:t>
             </w:r>
           </w:p>
         </w:tc>
@@ -46471,7 +46463,7 @@
                 <w:sz w:val="21"/>
                 <w:szCs w:val="21"/>
               </w:rPr>
-              <w:t>按物料查询</w:t>
+              <w:t>按库存订单号查询</w:t>
             </w:r>
           </w:p>
         </w:tc>
@@ -46501,7 +46493,7 @@
                 <w:sz w:val="21"/>
                 <w:szCs w:val="21"/>
               </w:rPr>
-              <w:t>输入物料编号 A001</w:t>
+              <w:t>输入存在的入库或出库订单号</w:t>
             </w:r>
           </w:p>
         </w:tc>
@@ -46531,7 +46523,7 @@
                 <w:sz w:val="21"/>
                 <w:szCs w:val="21"/>
               </w:rPr>
-              <w:t>显示该物料的全部出入库记录</w:t>
+              <w:t>准确显示该订单对应的出入库记录，订单号及其他字段完整一致</w:t>
             </w:r>
           </w:p>
         </w:tc>
@@ -46586,6 +46578,7 @@
         </w:tblPrEx>
         <w:trPr>
           <w:jc w:val="center"/>
+          <w:cantSplit/>
         </w:trPr>
         <w:tc>
           <w:tcPr>
@@ -46614,16 +46607,7 @@
                 <w:sz w:val="21"/>
                 <w:szCs w:val="21"/>
               </w:rPr>
-              <w:t>0</w:t>
-            </w:r>
-            <w:r>
-              <w:rPr>
-                <w:rFonts w:hint="eastAsia" w:asciiTheme="minorEastAsia" w:hAnsiTheme="minorEastAsia" w:eastAsiaTheme="minorEastAsia" w:cstheme="minorEastAsia"/>
-                <w:sz w:val="21"/>
-                <w:szCs w:val="21"/>
-                <w:lang w:val="en-US" w:eastAsia="zh-CN"/>
-              </w:rPr>
-              <w:t>2</w:t>
+              <w:t>02</w:t>
             </w:r>
           </w:p>
         </w:tc>
@@ -46654,7 +46638,7 @@
                 <w:sz w:val="21"/>
                 <w:szCs w:val="21"/>
               </w:rPr>
-              <w:t>按仓库筛选</w:t>
+              <w:t>按物料编号或名称查询</w:t>
             </w:r>
           </w:p>
         </w:tc>
@@ -46684,7 +46668,7 @@
                 <w:sz w:val="21"/>
                 <w:szCs w:val="21"/>
               </w:rPr>
-              <w:t>选择仓库“1号仓库”</w:t>
+              <w:t>输入物料编号 A001 或物料名称“测试电机”</w:t>
             </w:r>
           </w:p>
         </w:tc>
@@ -46714,7 +46698,7 @@
                 <w:sz w:val="21"/>
                 <w:szCs w:val="21"/>
               </w:rPr>
-              <w:t>仅显示1号仓库的出入库记录</w:t>
+              <w:t>显示该物料关联的全部出入库记录，且物料信息与输入条件一致</w:t>
             </w:r>
           </w:p>
         </w:tc>
@@ -46769,6 +46753,7 @@
         </w:tblPrEx>
         <w:trPr>
           <w:jc w:val="center"/>
+          <w:cantSplit/>
         </w:trPr>
         <w:tc>
           <w:tcPr>
@@ -46797,16 +46782,7 @@
                 <w:sz w:val="21"/>
                 <w:szCs w:val="21"/>
               </w:rPr>
-              <w:t>0</w:t>
-            </w:r>
-            <w:r>
-              <w:rPr>
-                <w:rFonts w:hint="eastAsia" w:asciiTheme="minorEastAsia" w:hAnsiTheme="minorEastAsia" w:eastAsiaTheme="minorEastAsia" w:cstheme="minorEastAsia"/>
-                <w:sz w:val="21"/>
-                <w:szCs w:val="21"/>
-                <w:lang w:val="en-US" w:eastAsia="zh-CN"/>
-              </w:rPr>
-              <w:t>3</w:t>
+              <w:t>03</w:t>
             </w:r>
           </w:p>
         </w:tc>
@@ -46837,7 +46813,7 @@
                 <w:sz w:val="21"/>
                 <w:szCs w:val="21"/>
               </w:rPr>
-              <w:t>按出入库类型筛选</w:t>
+              <w:t>按仓库编号或名称筛选</w:t>
             </w:r>
           </w:p>
         </w:tc>
@@ -46867,7 +46843,7 @@
                 <w:sz w:val="21"/>
                 <w:szCs w:val="21"/>
               </w:rPr>
-              <w:t>出入库类型选择“出库”</w:t>
+              <w:t>选择仓库编号 WH001 或仓库名称“一号仓库”</w:t>
             </w:r>
           </w:p>
         </w:tc>
@@ -46897,7 +46873,7 @@
                 <w:sz w:val="21"/>
                 <w:szCs w:val="21"/>
               </w:rPr>
-              <w:t>仅显示出库记录，变动数量为负数</w:t>
+              <w:t>仅显示该仓库的出入库记录，仓库字段与筛选条件一致</w:t>
             </w:r>
           </w:p>
         </w:tc>
@@ -46952,6 +46928,7 @@
         </w:tblPrEx>
         <w:trPr>
           <w:jc w:val="center"/>
+          <w:cantSplit/>
         </w:trPr>
         <w:tc>
           <w:tcPr>
@@ -46980,16 +46957,7 @@
                 <w:sz w:val="21"/>
                 <w:szCs w:val="21"/>
               </w:rPr>
-              <w:t>0</w:t>
-            </w:r>
-            <w:r>
-              <w:rPr>
-                <w:rFonts w:hint="eastAsia" w:asciiTheme="minorEastAsia" w:hAnsiTheme="minorEastAsia" w:eastAsiaTheme="minorEastAsia" w:cstheme="minorEastAsia"/>
-                <w:sz w:val="21"/>
-                <w:szCs w:val="21"/>
-                <w:lang w:val="en-US" w:eastAsia="zh-CN"/>
-              </w:rPr>
-              <w:t>4</w:t>
+              <w:t>04</w:t>
             </w:r>
           </w:p>
         </w:tc>
@@ -47020,7 +46988,7 @@
                 <w:sz w:val="21"/>
                 <w:szCs w:val="21"/>
               </w:rPr>
-              <w:t>按操作日期筛选</w:t>
+              <w:t>按出入库类型和日期范围筛选</w:t>
             </w:r>
           </w:p>
         </w:tc>
@@ -47050,7 +47018,7 @@
                 <w:sz w:val="21"/>
                 <w:szCs w:val="21"/>
               </w:rPr>
-              <w:t>操作日期选择 2026-10-08 至 2026-10-11</w:t>
+              <w:t>类型选择“出库”，日期选择2026-10-08至2026-10-11</w:t>
             </w:r>
           </w:p>
         </w:tc>
@@ -47080,7 +47048,7 @@
                 <w:sz w:val="21"/>
                 <w:szCs w:val="21"/>
               </w:rPr>
-              <w:t>仅显示该日期范围内的出入库记录</w:t>
+              <w:t>仅显示指定日期内的出库记录，变动数量为负数</w:t>
             </w:r>
           </w:p>
         </w:tc>
@@ -47135,6 +47103,7 @@
         </w:tblPrEx>
         <w:trPr>
           <w:jc w:val="center"/>
+          <w:cantSplit/>
         </w:trPr>
         <w:tc>
           <w:tcPr>
@@ -47163,16 +47132,7 @@
                 <w:sz w:val="21"/>
                 <w:szCs w:val="21"/>
               </w:rPr>
-              <w:t>0</w:t>
-            </w:r>
-            <w:r>
-              <w:rPr>
-                <w:rFonts w:hint="eastAsia" w:asciiTheme="minorEastAsia" w:hAnsiTheme="minorEastAsia" w:eastAsiaTheme="minorEastAsia" w:cstheme="minorEastAsia"/>
-                <w:sz w:val="21"/>
-                <w:szCs w:val="21"/>
-                <w:lang w:val="en-US" w:eastAsia="zh-CN"/>
-              </w:rPr>
-              <w:t>5</w:t>
+              <w:t>05</w:t>
             </w:r>
           </w:p>
         </w:tc>
@@ -47203,7 +47163,7 @@
                 <w:sz w:val="21"/>
                 <w:szCs w:val="21"/>
               </w:rPr>
-              <w:t>组合条件查询</w:t>
+              <w:t>多条件组合查询</w:t>
             </w:r>
           </w:p>
         </w:tc>
@@ -47233,7 +47193,7 @@
                 <w:sz w:val="21"/>
                 <w:szCs w:val="21"/>
               </w:rPr>
-              <w:t>物料编号 A001，类型为出库，日期 2026-10-08 至 2026-10-11</w:t>
+              <w:t>输入物料编号 A001，选择出库类型及2026-10-08至2026-10-11</w:t>
             </w:r>
           </w:p>
         </w:tc>
@@ -47263,7 +47223,7 @@
                 <w:sz w:val="21"/>
                 <w:szCs w:val="21"/>
               </w:rPr>
-              <w:t>显示同时满足全部条件的记录，结果与库存流水数据一致</w:t>
+              <w:t>仅显示同时满足全部条件的记录，结果与库存流水及原单据一致</w:t>
             </w:r>
           </w:p>
         </w:tc>
@@ -47318,6 +47278,7 @@
         </w:tblPrEx>
         <w:trPr>
           <w:jc w:val="center"/>
+          <w:cantSplit/>
         </w:trPr>
         <w:tc>
           <w:tcPr>
@@ -47346,16 +47307,7 @@
                 <w:sz w:val="21"/>
                 <w:szCs w:val="21"/>
               </w:rPr>
-              <w:t>0</w:t>
-            </w:r>
-            <w:r>
-              <w:rPr>
-                <w:rFonts w:hint="eastAsia" w:asciiTheme="minorEastAsia" w:hAnsiTheme="minorEastAsia" w:eastAsiaTheme="minorEastAsia" w:cstheme="minorEastAsia"/>
-                <w:sz w:val="21"/>
-                <w:szCs w:val="21"/>
-                <w:lang w:val="en-US" w:eastAsia="zh-CN"/>
-              </w:rPr>
-              <w:t>6</w:t>
+              <w:t>06</w:t>
             </w:r>
           </w:p>
         </w:tc>
@@ -47416,7 +47368,7 @@
                 <w:sz w:val="21"/>
                 <w:szCs w:val="21"/>
               </w:rPr>
-              <w:t>输入不存在的订单号 RK0000</w:t>
+              <w:t>输入不存在的库存订单号 RK0000</w:t>
             </w:r>
           </w:p>
         </w:tc>
@@ -47446,7 +47398,7 @@
                 <w:sz w:val="21"/>
                 <w:szCs w:val="21"/>
               </w:rPr>
-              <w:t>列表显示为空且无报错，系统运行正常</w:t>
+              <w:t>列表为空并提示未查询到匹配记录，系统无异常</w:t>
             </w:r>
           </w:p>
         </w:tc>
@@ -49447,20 +49399,19 @@
         <w:rPr>
           <w:rFonts w:hint="eastAsia"/>
         </w:rPr>
-        <w:t>出入库、物料管理、仓库管理、供应商管理、日志管理和</w:t>
+        <w:t>出入库、物料管理、仓库管理、供应商管理、日志管理、订单查询和AI助手等关键模块</w:t>
       </w:r>
       <w:r>
         <w:rPr>
           <w:rFonts w:hint="eastAsia"/>
           <w:lang w:eastAsia="zh-CN"/>
         </w:rPr>
-        <w:t>AI助手</w:t>
-      </w:r>
-      <w:r>
-        <w:rPr>
-          <w:rFonts w:hint="eastAsia"/>
-        </w:rPr>
-        <w:t>等关键模块。测试过程中，检查了系统的功能准确性、稳定性、安全性和性能，确保查询、添加、修改、禁用、出入库及AI工具调用等操作能够正常执行，并验证了系统在不同浏览器下的兼容性。测试结果表明，系统能够稳定运行，满足预期的需求和用户的操作。</w:t>
+      </w:r>
+      <w:r>
+        <w:rPr>
+          <w:rFonts w:hint="eastAsia"/>
+        </w:rPr>
+        <w:t>。测试过程中，检查了系统的功能准确性、稳定性、安全性和性能，确保查询、添加、修改、禁用、出入库、订单查询及AI工具调用等操作能够正常执行，并验证了系统在不同浏览器下的兼容性。测试结果表明，系统能够稳定运行，满足预期的需求和用户的操作。</w:t>
       </w:r>
     </w:p>
     <w:p>
@@ -49553,13 +49504,13 @@
           <w:rFonts w:hint="eastAsia"/>
           <w:lang w:eastAsia="zh-CN"/>
         </w:rPr>
-        <w:t>供应商</w:t>
-      </w:r>
-      <w:r>
-        <w:rPr>
-          <w:rFonts w:hint="eastAsia"/>
-        </w:rPr>
-        <w:t>管理、权限控制和操作日志等核心功能，能够基本满足用户的日常管理需求。</w:t>
+        <w:t>供应商管理、订单查询、权限控制和操作日志</w:t>
+      </w:r>
+      <w:r>
+        <w:rPr>
+          <w:rFonts w:hint="eastAsia"/>
+        </w:rPr>
+        <w:t>等核心功能，能够基本满足用户的日常管理需求。</w:t>
       </w:r>
     </w:p>
     <w:p>
@@ -49619,7 +49570,7 @@
         <w:rPr>
           <w:rFonts w:hint="eastAsia"/>
         </w:rPr>
-        <w:t>的信息维护功能，以及由系统管理员掌握的人员管理和日志管理权限。人脸识别登录和</w:t>
+        <w:t>的信息维护功能和订单查询功能，以及由系统管理员掌握的人员管理和日志管理权限。人脸识别登录和</w:t>
       </w:r>
       <w:r>
         <w:rPr>
@@ -49813,6 +49764,7 @@
       <w:pPr>
         <w:sectPr>
           <w:headerReference r:id="rId13" w:type="default"/>
+          <w:footerReference w:type="default" r:id="rId49"/>
           <w:pgSz w:w="11907" w:h="16840"/>
           <w:pgMar w:top="1418" w:right="1418" w:bottom="1418" w:left="1418" w:header="851" w:footer="992" w:gutter="0"/>
           <w:pgBorders>
@@ -49821,7 +49773,7 @@
             <w:bottom w:val="none" w:sz="0" w:space="0"/>
             <w:right w:val="none" w:sz="0" w:space="0"/>
           </w:pgBorders>
-          <w:pgNumType w:start="1"/>
+          <w:pgNumType w:start="1" w:fmt="decimal"/>
           <w:cols w:space="425" w:num="1"/>
           <w:docGrid w:linePitch="312" w:charSpace="0"/>
         </w:sectPr>
@@ -50084,13 +50036,14 @@
     <w:sectPr>
       <w:footerReference r:id="rId14" w:type="default"/>
       <w:pgSz w:w="11907" w:h="16840"/>
-      <w:pgMar w:top="1418" w:right="1418" w:bottom="1418" w:left="1418" w:header="992" w:footer="851" w:gutter="0"/>
+      <w:pgMar w:top="1418" w:right="1418" w:bottom="1418" w:left="1418" w:header="851" w:footer="992" w:gutter="0"/>
       <w:pgBorders>
         <w:top w:val="none" w:sz="0" w:space="0"/>
         <w:left w:val="none" w:sz="0" w:space="0"/>
         <w:bottom w:val="none" w:sz="0" w:space="0"/>
         <w:right w:val="none" w:sz="0" w:space="0"/>
       </w:pgBorders>
+      <w:pgNumType w:start="1" w:fmt="decimal"/>
       <w:cols w:space="720" w:num="1"/>
     </w:sectPr>
   </w:body>
@@ -50265,7 +50218,85 @@
   <w:p>
     <w:pPr>
       <w:pStyle w:val="16"/>
-      <w:ind w:firstLine="0" w:firstLineChars="0"/>
+      <w:ind w:firstLineChars="0"/>
+      <w:jc w:val="center"/>
+    </w:pPr>
+    <w:r>
+      <w:rPr>
+        <w:rFonts w:ascii="宋体" w:hAnsi="宋体" w:hint="eastAsia"/>
+      </w:rPr>
+      <w:fldChar w:fldCharType="begin"/>
+    </w:r>
+    <w:r>
+      <w:rPr>
+        <w:rFonts w:ascii="宋体" w:hAnsi="宋体" w:hint="eastAsia"/>
+      </w:rPr>
+      <w:instrText xml:space="preserve"> PAGE   \* MERGEFORMAT </w:instrText>
+    </w:r>
+    <w:r>
+      <w:rPr>
+        <w:rFonts w:ascii="宋体" w:hAnsi="宋体" w:hint="eastAsia"/>
+      </w:rPr>
+      <w:fldChar w:fldCharType="separate"/>
+    </w:r>
+    <w:r>
+      <w:rPr>
+        <w:rFonts w:ascii="宋体" w:hAnsi="宋体" w:hint="eastAsia"/>
+      </w:rPr>
+      <w:t>1</w:t>
+    </w:r>
+    <w:r>
+      <w:rPr>
+        <w:rFonts w:ascii="宋体" w:hAnsi="宋体" w:hint="eastAsia"/>
+      </w:rPr>
+      <w:fldChar w:fldCharType="end"/>
+    </w:r>
+  </w:p>
+</w:ftr>
+</file>
+
+<file path=word/footer7.xml><?xml version="1.0" encoding="utf-8"?>
+<w:ftr xmlns:m="http://schemas.openxmlformats.org/officeDocument/2006/math" xmlns:mc="http://schemas.openxmlformats.org/markup-compatibility/2006" xmlns:mo="http://schemas.microsoft.com/office/mac/office/2008/main" xmlns:mv="urn:schemas-microsoft-com:mac:vml" xmlns:o="urn:schemas-microsoft-com:office:office" xmlns:r="http://schemas.openxmlformats.org/officeDocument/2006/relationships" xmlns:v="urn:schemas-microsoft-com:vml" xmlns:w10="urn:schemas-microsoft-com:office:word" xmlns:w14="http://schemas.microsoft.com/office/word/2010/wordml" xmlns:w="http://schemas.openxmlformats.org/wordprocessingml/2006/main" xmlns:wne="http://schemas.microsoft.com/office/word/2006/wordml" xmlns:wp14="http://schemas.microsoft.com/office/word/2010/wordprocessingDrawing" xmlns:wp="http://schemas.openxmlformats.org/drawingml/2006/wordprocessingDrawing" xmlns:wpc="http://schemas.microsoft.com/office/word/2010/wordprocessingCanvas" xmlns:wpg="http://schemas.microsoft.com/office/word/2010/wordprocessingGroup" xmlns:wpi="http://schemas.microsoft.com/office/word/2010/wordprocessingInk" xmlns:wps="http://schemas.microsoft.com/office/word/2010/wordprocessingShape" mc:Ignorable="w14 wp14">
+  <w:p>
+    <w:pPr>
+      <w:pStyle w:val="Footer"/>
+      <w:jc w:val="center"/>
+    </w:pPr>
+    <w:r>
+      <w:rPr>
+        <w:rFonts w:ascii="宋体" w:hAnsi="宋体" w:hint="eastAsia"/>
+      </w:rPr>
+      <w:fldChar w:fldCharType="begin"/>
+    </w:r>
+    <w:r>
+      <w:rPr>
+        <w:rFonts w:ascii="宋体" w:hAnsi="宋体" w:hint="eastAsia"/>
+      </w:rPr>
+      <w:instrText xml:space="preserve"> PAGE   \* MERGEFORMAT </w:instrText>
+    </w:r>
+    <w:r>
+      <w:rPr>
+        <w:rFonts w:ascii="宋体" w:hAnsi="宋体" w:hint="eastAsia"/>
+      </w:rPr>
+      <w:fldChar w:fldCharType="separate"/>
+    </w:r>
+    <w:r>
+      <w:rPr>
+        <w:rFonts w:ascii="宋体" w:hAnsi="宋体" w:hint="eastAsia"/>
+      </w:rPr>
+      <w:t>1</w:t>
+    </w:r>
+    <w:r>
+      <w:rPr>
+        <w:rFonts w:ascii="宋体" w:hAnsi="宋体" w:hint="eastAsia"/>
+      </w:rPr>
+      <w:fldChar w:fldCharType="end"/>
+    </w:r>
+  </w:p>
+  <w:p>
+    <w:pPr>
+      <w:pStyle w:val="16"/>
+      <w:ind w:firstLine="360"/>
     </w:pPr>
   </w:p>
 </w:ftr>
